--- a/Evidencias CAPSTONE/Fase 1/Evidencias de proyecto/minutas/Minuta_05_Alunza_Semana_3_Sesion_A.docx
+++ b/Evidencias CAPSTONE/Fase 1/Evidencias de proyecto/minutas/Minuta_05_Alunza_Semana_3_Sesion_A.docx
@@ -52,7 +52,7 @@
           <w:sz w:val="18"/>
           <w:lang w:val="es-CL"/>
         </w:rPr>
-        <w:t>ALZ-MIN-005   ·   SEMANA 3   ·   SESIÓN A</w:t>
+        <w:t>ALZ-MIN-005   ·   SEMANA 3   ·   SESIÓN A  ·  S1  ·  v1.1</w:t>
       </w:r>
     </w:p>
     <w:tbl>
@@ -498,10 +498,267 @@
           </w:p>
         </w:tc>
       </w:tr>
+      <w:tr>
+        <w:trPr>
+          <w:cantSplit/>
+        </w:trPr>
+        <w:tc>
+          <w:tcPr>
+            <w:tcW w:type="dxa" w:w="1944"/>
+            <w:vAlign w:val="center"/>
+            <w:tcMar>
+              <w:top w:w="80" w:type="dxa"/>
+              <w:start w:w="95" w:type="dxa"/>
+              <w:bottom w:w="80" w:type="dxa"/>
+              <w:end w:w="95" w:type="dxa"/>
+            </w:tcMar>
+            <w:shd w:fill="F4F6F8" w:val="clear"/>
+          </w:tcPr>
+          <w:p>
+            <w:pPr>
+              <w:keepLines/>
+              <w:widowControl/>
+              <w:spacing w:before="0" w:after="0" w:line="240" w:lineRule="auto"/>
+              <w:jc w:val="left"/>
+            </w:pPr>
+            <w:r>
+              <w:rPr>
+                <w:rFonts w:ascii="Arial" w:hAnsi="Arial"/>
+                <w:b/>
+                <w:color w:val="142B45"/>
+                <w:sz w:val="18"/>
+              </w:rPr>
+              <w:t>Sprint / iteración</w:t>
+            </w:r>
+            <w:r>
+              <w:rPr>
+                <w:rFonts w:ascii="Arial" w:hAnsi="Arial" w:eastAsia="Calibri"/>
+                <w:b/>
+                <w:i w:val="0"/>
+                <w:color w:val="142B45"/>
+                <w:sz w:val="18"/>
+                <w:lang w:val="es-CL"/>
+              </w:rPr>
+            </w:r>
+          </w:p>
+        </w:tc>
+        <w:tc>
+          <w:tcPr>
+            <w:tcW w:type="dxa" w:w="7632"/>
+            <w:vAlign w:val="center"/>
+            <w:tcMar>
+              <w:top w:w="80" w:type="dxa"/>
+              <w:start w:w="95" w:type="dxa"/>
+              <w:bottom w:w="80" w:type="dxa"/>
+              <w:end w:w="95" w:type="dxa"/>
+            </w:tcMar>
+            <w:shd w:fill="FBFCFD" w:val="clear"/>
+          </w:tcPr>
+          <w:p>
+            <w:pPr>
+              <w:keepLines/>
+              <w:widowControl/>
+              <w:spacing w:before="0" w:after="0" w:line="240" w:lineRule="auto"/>
+              <w:jc w:val="left"/>
+            </w:pPr>
+            <w:r>
+              <w:rPr>
+                <w:rFonts w:ascii="Arial" w:hAnsi="Arial"/>
+                <w:b w:val="0"/>
+                <w:color w:val="212529"/>
+                <w:sz w:val="18"/>
+              </w:rPr>
+              <w:t>S1 - Definición y diseño inicial (semanas 3-4)</w:t>
+            </w:r>
+            <w:r>
+              <w:rPr>
+                <w:rFonts w:ascii="Arial" w:hAnsi="Arial" w:eastAsia="Calibri"/>
+                <w:b w:val="0"/>
+                <w:i w:val="0"/>
+                <w:color w:val="212529"/>
+                <w:sz w:val="18"/>
+                <w:lang w:val="es-CL"/>
+              </w:rPr>
+            </w:r>
+          </w:p>
+        </w:tc>
+      </w:tr>
+      <w:tr>
+        <w:trPr>
+          <w:cantSplit/>
+        </w:trPr>
+        <w:tc>
+          <w:tcPr>
+            <w:tcW w:type="dxa" w:w="1944"/>
+            <w:vAlign w:val="center"/>
+            <w:tcMar>
+              <w:top w:w="80" w:type="dxa"/>
+              <w:start w:w="95" w:type="dxa"/>
+              <w:bottom w:w="80" w:type="dxa"/>
+              <w:end w:w="95" w:type="dxa"/>
+            </w:tcMar>
+            <w:shd w:fill="F4F6F8" w:val="clear"/>
+          </w:tcPr>
+          <w:p>
+            <w:pPr>
+              <w:keepLines/>
+              <w:widowControl/>
+              <w:spacing w:before="0" w:after="0" w:line="240" w:lineRule="auto"/>
+              <w:jc w:val="left"/>
+            </w:pPr>
+            <w:r>
+              <w:rPr>
+                <w:rFonts w:ascii="Arial" w:hAnsi="Arial"/>
+                <w:b/>
+                <w:color w:val="142B45"/>
+                <w:sz w:val="18"/>
+              </w:rPr>
+              <w:t>Versión</w:t>
+            </w:r>
+            <w:r>
+              <w:rPr>
+                <w:rFonts w:ascii="Arial" w:hAnsi="Arial" w:eastAsia="Calibri"/>
+                <w:b/>
+                <w:i w:val="0"/>
+                <w:color w:val="142B45"/>
+                <w:sz w:val="18"/>
+                <w:lang w:val="es-CL"/>
+              </w:rPr>
+            </w:r>
+          </w:p>
+        </w:tc>
+        <w:tc>
+          <w:tcPr>
+            <w:tcW w:type="dxa" w:w="7632"/>
+            <w:vAlign w:val="center"/>
+            <w:tcMar>
+              <w:top w:w="80" w:type="dxa"/>
+              <w:start w:w="95" w:type="dxa"/>
+              <w:bottom w:w="80" w:type="dxa"/>
+              <w:end w:w="95" w:type="dxa"/>
+            </w:tcMar>
+            <w:shd w:fill="FBFCFD" w:val="clear"/>
+          </w:tcPr>
+          <w:p>
+            <w:pPr>
+              <w:keepLines/>
+              <w:widowControl/>
+              <w:spacing w:before="0" w:after="0" w:line="240" w:lineRule="auto"/>
+              <w:jc w:val="left"/>
+            </w:pPr>
+            <w:r>
+              <w:rPr>
+                <w:rFonts w:ascii="Arial" w:hAnsi="Arial"/>
+                <w:b w:val="0"/>
+                <w:color w:val="212529"/>
+                <w:sz w:val="18"/>
+              </w:rPr>
+              <w:t>1.1</w:t>
+            </w:r>
+            <w:r>
+              <w:rPr>
+                <w:rFonts w:ascii="Arial" w:hAnsi="Arial" w:eastAsia="Calibri"/>
+                <w:b w:val="0"/>
+                <w:i w:val="0"/>
+                <w:color w:val="212529"/>
+                <w:sz w:val="18"/>
+                <w:lang w:val="es-CL"/>
+              </w:rPr>
+            </w:r>
+          </w:p>
+        </w:tc>
+      </w:tr>
+      <w:tr>
+        <w:trPr>
+          <w:cantSplit/>
+        </w:trPr>
+        <w:tc>
+          <w:tcPr>
+            <w:tcW w:type="dxa" w:w="1944"/>
+            <w:vAlign w:val="center"/>
+            <w:tcMar>
+              <w:top w:w="80" w:type="dxa"/>
+              <w:start w:w="95" w:type="dxa"/>
+              <w:bottom w:w="80" w:type="dxa"/>
+              <w:end w:w="95" w:type="dxa"/>
+            </w:tcMar>
+            <w:shd w:fill="F4F6F8" w:val="clear"/>
+          </w:tcPr>
+          <w:p>
+            <w:pPr>
+              <w:keepLines/>
+              <w:widowControl/>
+              <w:spacing w:before="0" w:after="0" w:line="240" w:lineRule="auto"/>
+              <w:jc w:val="left"/>
+            </w:pPr>
+            <w:r>
+              <w:rPr>
+                <w:rFonts w:ascii="Arial" w:hAnsi="Arial"/>
+                <w:b/>
+                <w:color w:val="142B45"/>
+                <w:sz w:val="18"/>
+              </w:rPr>
+              <w:t>Seguimiento</w:t>
+            </w:r>
+            <w:r>
+              <w:rPr>
+                <w:rFonts w:ascii="Arial" w:hAnsi="Arial" w:eastAsia="Calibri"/>
+                <w:b/>
+                <w:i w:val="0"/>
+                <w:color w:val="142B45"/>
+                <w:sz w:val="18"/>
+                <w:lang w:val="es-CL"/>
+              </w:rPr>
+            </w:r>
+          </w:p>
+        </w:tc>
+        <w:tc>
+          <w:tcPr>
+            <w:tcW w:type="dxa" w:w="7632"/>
+            <w:vAlign w:val="center"/>
+            <w:tcMar>
+              <w:top w:w="80" w:type="dxa"/>
+              <w:start w:w="95" w:type="dxa"/>
+              <w:bottom w:w="80" w:type="dxa"/>
+              <w:end w:w="95" w:type="dxa"/>
+            </w:tcMar>
+            <w:shd w:fill="FBFCFD" w:val="clear"/>
+          </w:tcPr>
+          <w:p>
+            <w:pPr>
+              <w:keepLines/>
+              <w:widowControl/>
+              <w:spacing w:before="0" w:after="0" w:line="240" w:lineRule="auto"/>
+              <w:jc w:val="left"/>
+            </w:pPr>
+            <w:r>
+              <w:rPr>
+                <w:rFonts w:ascii="Arial" w:hAnsi="Arial"/>
+                <w:b w:val="0"/>
+                <w:color w:val="212529"/>
+                <w:sz w:val="18"/>
+              </w:rPr>
+              <w:t>C-010 a C-012: cerrados en diseño; alcance, ruta crítica y spike RAG documentados, no ejecutados.</w:t>
+            </w:r>
+            <w:r>
+              <w:rPr>
+                <w:rFonts w:ascii="Arial" w:hAnsi="Arial" w:eastAsia="Calibri"/>
+                <w:b w:val="0"/>
+                <w:i w:val="0"/>
+                <w:color w:val="212529"/>
+                <w:sz w:val="18"/>
+                <w:lang w:val="es-CL"/>
+              </w:rPr>
+            </w:r>
+          </w:p>
+        </w:tc>
+      </w:tr>
     </w:tbl>
     <w:p>
       <w:pPr>
         <w:pStyle w:val="AlunzaSection"/>
+        <w:keepNext/>
+        <w:spacing w:before="120" w:after="60"/>
       </w:pPr>
       <w:r>
         <w:rPr>
@@ -545,6 +802,8 @@
     <w:p>
       <w:pPr>
         <w:pStyle w:val="AlunzaSection"/>
+        <w:keepNext/>
+        <w:spacing w:before="120" w:after="60"/>
       </w:pPr>
       <w:r>
         <w:rPr>
@@ -1006,6 +1265,8 @@
     <w:p>
       <w:pPr>
         <w:pStyle w:val="AlunzaSection"/>
+        <w:keepNext/>
+        <w:spacing w:before="120" w:after="60"/>
       </w:pPr>
       <w:r>
         <w:rPr>
@@ -1036,22 +1297,19 @@
       </w:pPr>
       <w:r>
         <w:rPr>
-          <w:rFonts w:ascii="Calibri" w:hAnsi="Calibri" w:eastAsia="Calibri"/>
+          <w:rFonts w:ascii="Arial" w:hAnsi="Arial"/>
           <w:b/>
-          <w:color w:val="0D7C78"/>
-          <w:sz w:val="20"/>
-          <w:lang w:val="es-CL"/>
+          <w:color w:val="008A8A"/>
         </w:rPr>
-        <w:t>•</w:t>
+        <w:t xml:space="preserve">•  </w:t>
       </w:r>
       <w:r>
         <w:rPr>
-          <w:rFonts w:ascii="Calibri" w:hAnsi="Calibri" w:eastAsia="Calibri"/>
-          <w:color w:val="222222"/>
-          <w:sz w:val="20"/>
-          <w:lang w:val="es-CL"/>
+          <w:rFonts w:ascii="Arial" w:hAnsi="Arial"/>
+          <w:b w:val="0"/>
+          <w:color w:val="212529"/>
         </w:rPr>
-        <w:t xml:space="preserve">  Actores profesor y estudiante; administrador institucional avanzado fuera del núcleo.</w:t>
+        <w:t>Actores administrador institucional mínimo, profesor y estudiante; administración avanzada fuera del núcleo.</w:t>
       </w:r>
     </w:p>
     <w:p>
@@ -1062,22 +1320,19 @@
       </w:pPr>
       <w:r>
         <w:rPr>
-          <w:rFonts w:ascii="Calibri" w:hAnsi="Calibri" w:eastAsia="Calibri"/>
+          <w:rFonts w:ascii="Arial" w:hAnsi="Arial"/>
           <w:b/>
-          <w:color w:val="0D7C78"/>
-          <w:sz w:val="20"/>
-          <w:lang w:val="es-CL"/>
+          <w:color w:val="008A8A"/>
         </w:rPr>
-        <w:t>•</w:t>
+        <w:t xml:space="preserve">•  </w:t>
       </w:r>
       <w:r>
         <w:rPr>
-          <w:rFonts w:ascii="Calibri" w:hAnsi="Calibri" w:eastAsia="Calibri"/>
-          <w:color w:val="222222"/>
-          <w:sz w:val="20"/>
-          <w:lang w:val="es-CL"/>
+          <w:rFonts w:ascii="Arial" w:hAnsi="Arial"/>
+          <w:b w:val="0"/>
+          <w:color w:val="212529"/>
         </w:rPr>
-        <w:t xml:space="preserve">  Creación de clase, publicación de actividad, resolución de ejercicio y revisión de señales.</w:t>
+        <w:t>Creación de clase, publicación de actividad, resolución de ejercicio y revisión de señales.</w:t>
       </w:r>
     </w:p>
     <w:p>
@@ -1088,22 +1343,19 @@
       </w:pPr>
       <w:r>
         <w:rPr>
-          <w:rFonts w:ascii="Calibri" w:hAnsi="Calibri" w:eastAsia="Calibri"/>
+          <w:rFonts w:ascii="Arial" w:hAnsi="Arial"/>
           <w:b/>
-          <w:color w:val="0D7C78"/>
-          <w:sz w:val="20"/>
-          <w:lang w:val="es-CL"/>
+          <w:color w:val="008A8A"/>
         </w:rPr>
-        <w:t>•</w:t>
+        <w:t xml:space="preserve">•  </w:t>
       </w:r>
       <w:r>
         <w:rPr>
-          <w:rFonts w:ascii="Calibri" w:hAnsi="Calibri" w:eastAsia="Calibri"/>
-          <w:color w:val="222222"/>
-          <w:sz w:val="20"/>
-          <w:lang w:val="es-CL"/>
+          <w:rFonts w:ascii="Arial" w:hAnsi="Arial"/>
+          <w:b w:val="0"/>
+          <w:color w:val="212529"/>
         </w:rPr>
-        <w:t xml:space="preserve">  Autorización por relación con la clase y casos alternativos de error.</w:t>
+        <w:t>Autorización por relación con la clase y casos alternativos de error.</w:t>
       </w:r>
     </w:p>
     <w:p>
@@ -1114,27 +1366,26 @@
       </w:pPr>
       <w:r>
         <w:rPr>
-          <w:rFonts w:ascii="Calibri" w:hAnsi="Calibri" w:eastAsia="Calibri"/>
+          <w:rFonts w:ascii="Arial" w:hAnsi="Arial"/>
           <w:b/>
-          <w:color w:val="0D7C78"/>
-          <w:sz w:val="20"/>
-          <w:lang w:val="es-CL"/>
+          <w:color w:val="008A8A"/>
         </w:rPr>
-        <w:t>•</w:t>
+        <w:t xml:space="preserve">•  </w:t>
       </w:r>
       <w:r>
         <w:rPr>
-          <w:rFonts w:ascii="Calibri" w:hAnsi="Calibri" w:eastAsia="Calibri"/>
-          <w:color w:val="222222"/>
-          <w:sz w:val="20"/>
-          <w:lang w:val="es-CL"/>
+          <w:rFonts w:ascii="Arial" w:hAnsi="Arial"/>
+          <w:b w:val="0"/>
+          <w:color w:val="212529"/>
         </w:rPr>
-        <w:t xml:space="preserve">  Telemetría mínima, taxonomía controlada y tres señales docentes prioritarias.</w:t>
+        <w:t>Telemetría mínima, taxonomía controlada y tres señales docentes prioritarias.</w:t>
       </w:r>
     </w:p>
     <w:p>
       <w:pPr>
         <w:pStyle w:val="AlunzaSection"/>
+        <w:keepNext/>
+        <w:spacing w:before="120" w:after="60"/>
       </w:pPr>
       <w:r>
         <w:rPr>
@@ -1172,7 +1423,7 @@
           <w:sz w:val="20"/>
           <w:lang w:val="es-CL"/>
         </w:rPr>
-        <w:t>Se revisó el mapa de actores y se priorizaron los casos de uso que sostienen el flujo dorado. El profesor administrará una clase, publicará actividades, cargará material y revisará resultados; el estudiante se incorporará mediante un código controlado, resolverá ejercicios, ejecutará código, solicitará pistas y consultará feedback. Cada caso deberá incluir precondiciones, curso normal, alternativas y postcondiciones. Los permisos se validarán en backend y las vistas vacías o de error serán parte del criterio de aceptación. Para la analítica se conservarán eventos mínimos al abrir, ejecutar, enviar, pedir pista, ver feedback y completar, sin registrar cada tecla.</w:t>
+        <w:t>Se revisó el mapa de actores y se priorizaron los casos de uso que sostienen el flujo dorado. El administrador institucional mínimo configurará organización, cursos y cuentas, sin asumir funciones académicas. El profesor administrará una clase, publicará actividades, cargará material y revisará resultados; el estudiante se incorporará mediante un código controlado, resolverá ejercicios, ejecutará código, solicitará pistas y consultará feedback. Cada caso deberá incluir precondiciones, curso normal, alternativas y postcondiciones. Los permisos se validarán en backend y las vistas vacías o de error serán parte del criterio de aceptación. Para la trazabilidad docente se conservarán eventos mínimos al abrir, ejecutar, enviar, pedir pista, ver feedback y completar, sin registrar cada tecla.</w:t>
       </w:r>
     </w:p>
     <w:p>
@@ -1183,6 +1434,8 @@
     <w:p>
       <w:pPr>
         <w:pStyle w:val="AlunzaSection"/>
+        <w:keepNext/>
+        <w:spacing w:before="120" w:after="60"/>
       </w:pPr>
       <w:r>
         <w:rPr>
@@ -1353,7 +1606,9 @@
               <w:spacing w:before="0" w:after="0" w:line="240" w:lineRule="auto"/>
               <w:jc w:val="left"/>
             </w:pPr>
-            <w:r/>
+            <w:r>
+              <w:t>Mantener administrador institucional mínimo, profesor y estudiante como actores; las funciones administrativas avanzadas no condicionarán el MVP.</w:t>
+            </w:r>
             <w:r>
               <w:rPr>
                 <w:rFonts w:ascii="Calibri" w:hAnsi="Calibri" w:eastAsia="Calibri"/>
@@ -1363,7 +1618,6 @@
                 <w:sz w:val="18"/>
                 <w:lang w:val="es-CL"/>
               </w:rPr>
-              <w:t>Mantener profesor y estudiante como actores operativos; las funciones administrativas avanzadas no condicionarán el MVP.</w:t>
             </w:r>
           </w:p>
         </w:tc>
@@ -1493,7 +1747,9 @@
               <w:spacing w:before="0" w:after="0" w:line="240" w:lineRule="auto"/>
               <w:jc w:val="left"/>
             </w:pPr>
-            <w:r/>
+            <w:r>
+              <w:t>Definir para el MVP las señales de inactividad, error repetido y estancamiento con regla visible, evidencia y estado revisado.</w:t>
+            </w:r>
             <w:r>
               <w:rPr>
                 <w:rFonts w:ascii="Calibri" w:hAnsi="Calibri" w:eastAsia="Calibri"/>
@@ -1503,7 +1759,6 @@
                 <w:sz w:val="18"/>
                 <w:lang w:val="es-CL"/>
               </w:rPr>
-              <w:t>Implementar inactividad, error repetido y estancamiento con regla visible, evidencia y estado revisado.</w:t>
             </w:r>
           </w:p>
         </w:tc>
@@ -1512,6 +1767,8 @@
     <w:p>
       <w:pPr>
         <w:pStyle w:val="AlunzaSection"/>
+        <w:keepNext/>
+        <w:spacing w:before="120" w:after="60"/>
       </w:pPr>
       <w:r>
         <w:rPr>
@@ -1579,17 +1836,23 @@
               <w:spacing w:before="0" w:after="0" w:line="240" w:lineRule="auto"/>
               <w:jc w:val="left"/>
             </w:pPr>
-            <w:r/>
             <w:r>
               <w:rPr>
-                <w:rFonts w:ascii="Calibri" w:hAnsi="Calibri" w:eastAsia="Calibri"/>
+                <w:rFonts w:ascii="Arial" w:hAnsi="Arial"/>
+                <w:b/>
+                <w:color w:val="FFFFFF"/>
+              </w:rPr>
+              <w:t>ID y actividad comprometida</w:t>
+            </w:r>
+            <w:r>
+              <w:rPr>
+                <w:rFonts w:ascii="Arial" w:hAnsi="Arial" w:eastAsia="Calibri"/>
                 <w:b/>
                 <w:i w:val="0"/>
                 <w:color w:val="FFFFFF"/>
                 <w:sz w:val="18"/>
                 <w:lang w:val="es-CL"/>
               </w:rPr>
-              <w:t>Actividad comprometida</w:t>
             </w:r>
           </w:p>
         </w:tc>
@@ -1683,7 +1946,9 @@
               <w:spacing w:before="0" w:after="0" w:line="240" w:lineRule="auto"/>
               <w:jc w:val="left"/>
             </w:pPr>
-            <w:r/>
+            <w:r>
+              <w:t>C-013 · Completar mockups de profesor, estudiante y flujo de ejercicio.</w:t>
+            </w:r>
             <w:r>
               <w:rPr>
                 <w:rFonts w:ascii="Calibri" w:hAnsi="Calibri" w:eastAsia="Calibri"/>
@@ -1693,7 +1958,6 @@
                 <w:sz w:val="18"/>
                 <w:lang w:val="es-CL"/>
               </w:rPr>
-              <w:t>Completar mockups de profesor, estudiante y flujo de ejercicio.</w:t>
             </w:r>
           </w:p>
         </w:tc>
@@ -1786,7 +2050,9 @@
               <w:spacing w:before="0" w:after="0" w:line="240" w:lineRule="auto"/>
               <w:jc w:val="left"/>
             </w:pPr>
-            <w:r/>
+            <w:r>
+              <w:t>C-014 · Cerrar ERS, casos de uso principales y matriz de permisos.</w:t>
+            </w:r>
             <w:r>
               <w:rPr>
                 <w:rFonts w:ascii="Calibri" w:hAnsi="Calibri" w:eastAsia="Calibri"/>
@@ -1796,7 +2062,6 @@
                 <w:sz w:val="18"/>
                 <w:lang w:val="es-CL"/>
               </w:rPr>
-              <w:t>Cerrar ERS, casos de uso principales y matriz de permisos.</w:t>
             </w:r>
           </w:p>
         </w:tc>
@@ -1888,7 +2153,9 @@
               <w:spacing w:before="0" w:after="0" w:line="240" w:lineRule="auto"/>
               <w:jc w:val="left"/>
             </w:pPr>
-            <w:r/>
+            <w:r>
+              <w:t>C-015 · Definir eventos, resultados técnicos y reglas iniciales de señales.</w:t>
+            </w:r>
             <w:r>
               <w:rPr>
                 <w:rFonts w:ascii="Calibri" w:hAnsi="Calibri" w:eastAsia="Calibri"/>
@@ -1898,7 +2165,6 @@
                 <w:sz w:val="18"/>
                 <w:lang w:val="es-CL"/>
               </w:rPr>
-              <w:t>Definir eventos, resultados técnicos y reglas iniciales de señales.</w:t>
             </w:r>
           </w:p>
         </w:tc>
@@ -1973,6 +2239,8 @@
     <w:p>
       <w:pPr>
         <w:pStyle w:val="AlunzaSection"/>
+        <w:keepNext/>
+        <w:spacing w:before="120" w:after="60"/>
       </w:pPr>
       <w:r>
         <w:rPr>
@@ -2003,22 +2271,19 @@
       </w:pPr>
       <w:r>
         <w:rPr>
-          <w:rFonts w:ascii="Calibri" w:hAnsi="Calibri" w:eastAsia="Calibri"/>
+          <w:rFonts w:ascii="Arial" w:hAnsi="Arial"/>
           <w:b/>
-          <w:color w:val="0D7C78"/>
-          <w:sz w:val="20"/>
-          <w:lang w:val="es-CL"/>
+          <w:color w:val="008A8A"/>
         </w:rPr>
-        <w:t>•</w:t>
+        <w:t xml:space="preserve">•  </w:t>
       </w:r>
       <w:r>
         <w:rPr>
-          <w:rFonts w:ascii="Calibri" w:hAnsi="Calibri" w:eastAsia="Calibri"/>
-          <w:color w:val="222222"/>
-          <w:sz w:val="20"/>
-          <w:lang w:val="es-CL"/>
+          <w:rFonts w:ascii="Arial" w:hAnsi="Arial"/>
+          <w:b w:val="0"/>
+          <w:color w:val="212529"/>
         </w:rPr>
-        <w:t xml:space="preserve">  Duplicar información entre ERS, casos de uso, backlog y presentación sin una matriz de trazabilidad.</w:t>
+        <w:t>Duplicar información entre ERS, casos de uso, backlog y presentación sin una matriz de trazabilidad.</w:t>
       </w:r>
     </w:p>
     <w:p>
@@ -2029,27 +2294,26 @@
       </w:pPr>
       <w:r>
         <w:rPr>
-          <w:rFonts w:ascii="Calibri" w:hAnsi="Calibri" w:eastAsia="Calibri"/>
+          <w:rFonts w:ascii="Arial" w:hAnsi="Arial"/>
           <w:b/>
-          <w:color w:val="0D7C78"/>
-          <w:sz w:val="20"/>
-          <w:lang w:val="es-CL"/>
+          <w:color w:val="008A8A"/>
         </w:rPr>
-        <w:t>•</w:t>
+        <w:t xml:space="preserve">•  </w:t>
       </w:r>
       <w:r>
         <w:rPr>
-          <w:rFonts w:ascii="Calibri" w:hAnsi="Calibri" w:eastAsia="Calibri"/>
-          <w:color w:val="222222"/>
-          <w:sz w:val="20"/>
-          <w:lang w:val="es-CL"/>
+          <w:rFonts w:ascii="Arial" w:hAnsi="Arial"/>
+          <w:b w:val="0"/>
+          <w:color w:val="212529"/>
         </w:rPr>
-        <w:t xml:space="preserve">  Diseñar dashboards antes de confirmar qué preguntas docentes deben responder.</w:t>
+        <w:t>Diseñar vistas docentes antes de confirmar qué preguntas y evidencias deben mostrar.</w:t>
       </w:r>
     </w:p>
     <w:p>
       <w:pPr>
         <w:pStyle w:val="AlunzaSection"/>
+        <w:keepNext/>
+        <w:spacing w:before="120" w:after="60"/>
       </w:pPr>
       <w:r>
         <w:rPr>
@@ -2287,7 +2551,7 @@
                 <w:sz w:val="18"/>
                 <w:lang w:val="es-CL"/>
               </w:rPr>
-              <w:t>Observación: Los acuerdos, responsables y fechas consignados en esta minuta fueron revisados y aprobados por el equipo Alunza.</w:t>
+              <w:t>Observación: los acuerdos y estados fueron revisados internamente por el equipo Alunza. Los cierres corresponden a definición o documentación y no implican software implementado.</w:t>
             </w:r>
             <w:r>
               <w:rPr>
@@ -2296,7 +2560,6 @@
                 <w:sz w:val="18"/>
                 <w:lang w:val="es-CL"/>
               </w:rPr>
-              <w:t/>
             </w:r>
           </w:p>
         </w:tc>
@@ -2736,7 +2999,6 @@
   <w:style w:type="paragraph" w:default="1" w:styleId="Normal">
     <w:name w:val="Normal"/>
     <w:qFormat/>
-    <w:rsid w:val="00FC693F"/>
     <w:pPr>
       <w:widowControl/>
       <w:spacing w:after="80" w:line="259" w:lineRule="auto"/>
@@ -2753,7 +3015,6 @@
     <w:link w:val="HeaderChar"/>
     <w:uiPriority w:val="99"/>
     <w:unhideWhenUsed/>
-    <w:rsid w:val="00E618BF"/>
     <w:pPr>
       <w:tabs>
         <w:tab w:val="center" w:pos="4680"/>
@@ -2767,7 +3028,6 @@
     <w:basedOn w:val="DefaultParagraphFont"/>
     <w:link w:val="Header"/>
     <w:uiPriority w:val="99"/>
-    <w:rsid w:val="00E618BF"/>
   </w:style>
   <w:style w:type="paragraph" w:styleId="Footer">
     <w:name w:val="footer"/>
@@ -2775,7 +3035,6 @@
     <w:link w:val="FooterChar"/>
     <w:uiPriority w:val="99"/>
     <w:unhideWhenUsed/>
-    <w:rsid w:val="00E618BF"/>
     <w:pPr>
       <w:tabs>
         <w:tab w:val="center" w:pos="4680"/>
@@ -2789,7 +3048,6 @@
     <w:basedOn w:val="DefaultParagraphFont"/>
     <w:link w:val="Footer"/>
     <w:uiPriority w:val="99"/>
-    <w:rsid w:val="00E618BF"/>
   </w:style>
   <w:style w:type="paragraph" w:styleId="Heading1">
     <w:name w:val="heading 1"/>
@@ -2798,7 +3056,6 @@
     <w:link w:val="Heading1Char"/>
     <w:uiPriority w:val="9"/>
     <w:qFormat/>
-    <w:rsid w:val="00FC693F"/>
     <w:pPr>
       <w:keepNext/>
       <w:keepLines/>
@@ -2822,7 +3079,6 @@
     <w:uiPriority w:val="9"/>
     <w:unhideWhenUsed/>
     <w:qFormat/>
-    <w:rsid w:val="00FC693F"/>
     <w:pPr>
       <w:keepNext/>
       <w:keepLines/>
@@ -2846,7 +3102,6 @@
     <w:uiPriority w:val="9"/>
     <w:unhideWhenUsed/>
     <w:qFormat/>
-    <w:rsid w:val="00FC693F"/>
     <w:pPr>
       <w:keepNext/>
       <w:keepLines/>
@@ -2869,7 +3124,6 @@
     <w:semiHidden/>
     <w:unhideWhenUsed/>
     <w:qFormat/>
-    <w:rsid w:val="00FC693F"/>
     <w:pPr>
       <w:keepNext/>
       <w:keepLines/>
@@ -2894,7 +3148,6 @@
     <w:semiHidden/>
     <w:unhideWhenUsed/>
     <w:qFormat/>
-    <w:rsid w:val="00FC693F"/>
     <w:pPr>
       <w:keepNext/>
       <w:keepLines/>
@@ -2915,7 +3168,6 @@
     <w:semiHidden/>
     <w:unhideWhenUsed/>
     <w:qFormat/>
-    <w:rsid w:val="00FC693F"/>
     <w:pPr>
       <w:keepNext/>
       <w:keepLines/>
@@ -2938,7 +3190,6 @@
     <w:semiHidden/>
     <w:unhideWhenUsed/>
     <w:qFormat/>
-    <w:rsid w:val="00FC693F"/>
     <w:pPr>
       <w:keepNext/>
       <w:keepLines/>
@@ -2961,7 +3212,6 @@
     <w:semiHidden/>
     <w:unhideWhenUsed/>
     <w:qFormat/>
-    <w:rsid w:val="00FC693F"/>
     <w:pPr>
       <w:keepNext/>
       <w:keepLines/>
@@ -2984,7 +3234,6 @@
     <w:semiHidden/>
     <w:unhideWhenUsed/>
     <w:qFormat/>
-    <w:rsid w:val="00FC693F"/>
     <w:pPr>
       <w:keepNext/>
       <w:keepLines/>
@@ -3031,7 +3280,6 @@
     <w:name w:val="No Spacing"/>
     <w:uiPriority w:val="1"/>
     <w:qFormat/>
-    <w:rsid w:val="00FC693F"/>
     <w:pPr>
       <w:spacing w:after="0" w:line="240" w:lineRule="auto"/>
     </w:pPr>
@@ -3041,7 +3289,6 @@
     <w:basedOn w:val="DefaultParagraphFont"/>
     <w:link w:val="Heading1"/>
     <w:uiPriority w:val="9"/>
-    <w:rsid w:val="00FC693F"/>
     <w:rPr>
       <w:rFonts w:asciiTheme="majorHAnsi" w:eastAsiaTheme="majorEastAsia" w:hAnsiTheme="majorHAnsi" w:cstheme="majorBidi"/>
       <w:b/>
@@ -3056,7 +3303,6 @@
     <w:basedOn w:val="DefaultParagraphFont"/>
     <w:link w:val="Heading2"/>
     <w:uiPriority w:val="9"/>
-    <w:rsid w:val="00FC693F"/>
     <w:rPr>
       <w:rFonts w:asciiTheme="majorHAnsi" w:eastAsiaTheme="majorEastAsia" w:hAnsiTheme="majorHAnsi" w:cstheme="majorBidi"/>
       <w:b/>
@@ -3071,7 +3317,6 @@
     <w:basedOn w:val="DefaultParagraphFont"/>
     <w:link w:val="Heading3"/>
     <w:uiPriority w:val="9"/>
-    <w:rsid w:val="00FC693F"/>
     <w:rPr>
       <w:rFonts w:asciiTheme="majorHAnsi" w:eastAsiaTheme="majorEastAsia" w:hAnsiTheme="majorHAnsi" w:cstheme="majorBidi"/>
       <w:b/>
@@ -3086,7 +3331,6 @@
     <w:link w:val="TitleChar"/>
     <w:uiPriority w:val="10"/>
     <w:qFormat/>
-    <w:rsid w:val="00FC693F"/>
     <w:pPr>
       <w:pBdr>
         <w:bottom w:val="single" w:sz="8" w:space="4" w:color="4F81BD" w:themeColor="accent1"/>
@@ -3108,7 +3352,6 @@
     <w:basedOn w:val="DefaultParagraphFont"/>
     <w:link w:val="Title"/>
     <w:uiPriority w:val="10"/>
-    <w:rsid w:val="00FC693F"/>
     <w:rPr>
       <w:rFonts w:asciiTheme="majorHAnsi" w:eastAsiaTheme="majorEastAsia" w:hAnsiTheme="majorHAnsi" w:cstheme="majorBidi"/>
       <w:color w:val="17365D" w:themeColor="text2" w:themeShade="BF"/>
@@ -3125,7 +3368,6 @@
     <w:link w:val="SubtitleChar"/>
     <w:uiPriority w:val="11"/>
     <w:qFormat/>
-    <w:rsid w:val="00FC693F"/>
     <w:pPr>
       <w:numPr>
         <w:ilvl w:val="1"/>
@@ -3146,7 +3388,6 @@
     <w:basedOn w:val="DefaultParagraphFont"/>
     <w:link w:val="Subtitle"/>
     <w:uiPriority w:val="11"/>
-    <w:rsid w:val="00FC693F"/>
     <w:rPr>
       <w:rFonts w:asciiTheme="majorHAnsi" w:eastAsiaTheme="majorEastAsia" w:hAnsiTheme="majorHAnsi" w:cstheme="majorBidi"/>
       <w:i/>
@@ -3162,7 +3403,6 @@
     <w:basedOn w:val="Normal"/>
     <w:uiPriority w:val="34"/>
     <w:qFormat/>
-    <w:rsid w:val="00FC693F"/>
     <w:pPr>
       <w:ind w:left="720"/>
       <w:contextualSpacing/>
@@ -3174,7 +3414,6 @@
     <w:link w:val="BodyTextChar"/>
     <w:uiPriority w:val="99"/>
     <w:unhideWhenUsed/>
-    <w:rsid w:val="00AA1D8D"/>
     <w:pPr>
       <w:spacing w:after="120"/>
     </w:pPr>
@@ -3184,7 +3423,6 @@
     <w:basedOn w:val="DefaultParagraphFont"/>
     <w:link w:val="BodyText"/>
     <w:uiPriority w:val="99"/>
-    <w:rsid w:val="00AA1D8D"/>
   </w:style>
   <w:style w:type="paragraph" w:styleId="BodyText2">
     <w:name w:val="Body Text 2"/>
@@ -3192,7 +3430,6 @@
     <w:link w:val="BodyText2Char"/>
     <w:uiPriority w:val="99"/>
     <w:unhideWhenUsed/>
-    <w:rsid w:val="00AA1D8D"/>
     <w:pPr>
       <w:spacing w:after="120" w:line="480" w:lineRule="auto"/>
     </w:pPr>
@@ -3202,7 +3439,6 @@
     <w:basedOn w:val="DefaultParagraphFont"/>
     <w:link w:val="BodyText2"/>
     <w:uiPriority w:val="99"/>
-    <w:rsid w:val="00AA1D8D"/>
   </w:style>
   <w:style w:type="paragraph" w:styleId="BodyText3">
     <w:name w:val="Body Text 3"/>
@@ -3210,7 +3446,6 @@
     <w:link w:val="BodyText3Char"/>
     <w:uiPriority w:val="99"/>
     <w:unhideWhenUsed/>
-    <w:rsid w:val="00AA1D8D"/>
     <w:pPr>
       <w:spacing w:after="120"/>
     </w:pPr>
@@ -3224,7 +3459,6 @@
     <w:basedOn w:val="DefaultParagraphFont"/>
     <w:link w:val="BodyText3"/>
     <w:uiPriority w:val="99"/>
-    <w:rsid w:val="00AA1D8D"/>
     <w:rPr>
       <w:sz w:val="16"/>
       <w:szCs w:val="16"/>
@@ -3235,7 +3469,6 @@
     <w:basedOn w:val="Normal"/>
     <w:uiPriority w:val="99"/>
     <w:unhideWhenUsed/>
-    <w:rsid w:val="00AA1D8D"/>
     <w:pPr>
       <w:ind w:left="360" w:hanging="360"/>
       <w:contextualSpacing/>
@@ -3246,7 +3479,6 @@
     <w:basedOn w:val="Normal"/>
     <w:uiPriority w:val="99"/>
     <w:unhideWhenUsed/>
-    <w:rsid w:val="00326F90"/>
     <w:pPr>
       <w:ind w:left="720" w:hanging="360"/>
       <w:contextualSpacing/>
@@ -3257,7 +3489,6 @@
     <w:basedOn w:val="Normal"/>
     <w:uiPriority w:val="99"/>
     <w:unhideWhenUsed/>
-    <w:rsid w:val="00326F90"/>
     <w:pPr>
       <w:ind w:left="1080" w:hanging="360"/>
       <w:contextualSpacing/>
@@ -3268,7 +3499,6 @@
     <w:basedOn w:val="Normal"/>
     <w:uiPriority w:val="99"/>
     <w:unhideWhenUsed/>
-    <w:rsid w:val="00326F90"/>
     <w:pPr>
       <w:numPr>
         <w:numId w:val="1"/>
@@ -3281,7 +3511,6 @@
     <w:basedOn w:val="Normal"/>
     <w:uiPriority w:val="99"/>
     <w:unhideWhenUsed/>
-    <w:rsid w:val="00326F90"/>
     <w:pPr>
       <w:numPr>
         <w:numId w:val="2"/>
@@ -3294,7 +3523,6 @@
     <w:basedOn w:val="Normal"/>
     <w:uiPriority w:val="99"/>
     <w:unhideWhenUsed/>
-    <w:rsid w:val="00326F90"/>
     <w:pPr>
       <w:numPr>
         <w:numId w:val="3"/>
@@ -3307,7 +3535,6 @@
     <w:basedOn w:val="Normal"/>
     <w:uiPriority w:val="99"/>
     <w:unhideWhenUsed/>
-    <w:rsid w:val="00326F90"/>
     <w:pPr>
       <w:numPr>
         <w:numId w:val="5"/>
@@ -3320,7 +3547,6 @@
     <w:basedOn w:val="Normal"/>
     <w:uiPriority w:val="99"/>
     <w:unhideWhenUsed/>
-    <w:rsid w:val="0029639D"/>
     <w:pPr>
       <w:numPr>
         <w:numId w:val="6"/>
@@ -3333,7 +3559,6 @@
     <w:basedOn w:val="Normal"/>
     <w:uiPriority w:val="99"/>
     <w:unhideWhenUsed/>
-    <w:rsid w:val="0029639D"/>
     <w:pPr>
       <w:numPr>
         <w:numId w:val="7"/>
@@ -3346,7 +3571,6 @@
     <w:basedOn w:val="Normal"/>
     <w:uiPriority w:val="99"/>
     <w:unhideWhenUsed/>
-    <w:rsid w:val="0029639D"/>
     <w:pPr>
       <w:spacing w:after="120"/>
       <w:ind w:left="360"/>
@@ -3358,7 +3582,6 @@
     <w:basedOn w:val="Normal"/>
     <w:uiPriority w:val="99"/>
     <w:unhideWhenUsed/>
-    <w:rsid w:val="0029639D"/>
     <w:pPr>
       <w:spacing w:after="120"/>
       <w:ind w:left="720"/>
@@ -3370,7 +3593,6 @@
     <w:basedOn w:val="Normal"/>
     <w:uiPriority w:val="99"/>
     <w:unhideWhenUsed/>
-    <w:rsid w:val="0029639D"/>
     <w:pPr>
       <w:spacing w:after="120"/>
       <w:ind w:left="1080"/>
@@ -3382,7 +3604,6 @@
     <w:link w:val="MacroTextChar"/>
     <w:uiPriority w:val="99"/>
     <w:unhideWhenUsed/>
-    <w:rsid w:val="0029639D"/>
     <w:pPr>
       <w:tabs>
         <w:tab w:val="left" w:pos="576"/>
@@ -3405,7 +3626,6 @@
     <w:basedOn w:val="DefaultParagraphFont"/>
     <w:link w:val="MacroText"/>
     <w:uiPriority w:val="99"/>
-    <w:rsid w:val="0029639D"/>
     <w:rPr>
       <w:rFonts w:ascii="Courier" w:hAnsi="Courier"/>
       <w:sz w:val="20"/>
@@ -3419,7 +3639,6 @@
     <w:link w:val="QuoteChar"/>
     <w:uiPriority w:val="29"/>
     <w:qFormat/>
-    <w:rsid w:val="00FC693F"/>
     <w:rPr>
       <w:i/>
       <w:iCs/>
@@ -3431,7 +3650,6 @@
     <w:basedOn w:val="DefaultParagraphFont"/>
     <w:link w:val="Quote"/>
     <w:uiPriority w:val="29"/>
-    <w:rsid w:val="00FC693F"/>
     <w:rPr>
       <w:i/>
       <w:iCs/>
@@ -3444,7 +3662,6 @@
     <w:link w:val="Heading4"/>
     <w:uiPriority w:val="9"/>
     <w:semiHidden/>
-    <w:rsid w:val="00FC693F"/>
     <w:rPr>
       <w:rFonts w:asciiTheme="majorHAnsi" w:eastAsiaTheme="majorEastAsia" w:hAnsiTheme="majorHAnsi" w:cstheme="majorBidi"/>
       <w:b/>
@@ -3460,7 +3677,6 @@
     <w:link w:val="Heading5"/>
     <w:uiPriority w:val="9"/>
     <w:semiHidden/>
-    <w:rsid w:val="00FC693F"/>
     <w:rPr>
       <w:rFonts w:asciiTheme="majorHAnsi" w:eastAsiaTheme="majorEastAsia" w:hAnsiTheme="majorHAnsi" w:cstheme="majorBidi"/>
       <w:color w:val="243F60" w:themeColor="accent1" w:themeShade="7F"/>
@@ -3472,7 +3688,6 @@
     <w:link w:val="Heading6"/>
     <w:uiPriority w:val="9"/>
     <w:semiHidden/>
-    <w:rsid w:val="00FC693F"/>
     <w:rPr>
       <w:rFonts w:asciiTheme="majorHAnsi" w:eastAsiaTheme="majorEastAsia" w:hAnsiTheme="majorHAnsi" w:cstheme="majorBidi"/>
       <w:i/>
@@ -3486,7 +3701,6 @@
     <w:link w:val="Heading7"/>
     <w:uiPriority w:val="9"/>
     <w:semiHidden/>
-    <w:rsid w:val="00FC693F"/>
     <w:rPr>
       <w:rFonts w:asciiTheme="majorHAnsi" w:eastAsiaTheme="majorEastAsia" w:hAnsiTheme="majorHAnsi" w:cstheme="majorBidi"/>
       <w:i/>
@@ -3500,7 +3714,6 @@
     <w:link w:val="Heading8"/>
     <w:uiPriority w:val="9"/>
     <w:semiHidden/>
-    <w:rsid w:val="00FC693F"/>
     <w:rPr>
       <w:rFonts w:asciiTheme="majorHAnsi" w:eastAsiaTheme="majorEastAsia" w:hAnsiTheme="majorHAnsi" w:cstheme="majorBidi"/>
       <w:color w:val="4F81BD" w:themeColor="accent1"/>
@@ -3514,7 +3727,6 @@
     <w:link w:val="Heading9"/>
     <w:uiPriority w:val="9"/>
     <w:semiHidden/>
-    <w:rsid w:val="00FC693F"/>
     <w:rPr>
       <w:rFonts w:asciiTheme="majorHAnsi" w:eastAsiaTheme="majorEastAsia" w:hAnsiTheme="majorHAnsi" w:cstheme="majorBidi"/>
       <w:i/>
@@ -3532,7 +3744,6 @@
     <w:semiHidden/>
     <w:unhideWhenUsed/>
     <w:qFormat/>
-    <w:rsid w:val="00FC693F"/>
     <w:pPr>
       <w:spacing w:line="240" w:lineRule="auto"/>
     </w:pPr>
@@ -3549,7 +3760,6 @@
     <w:basedOn w:val="DefaultParagraphFont"/>
     <w:uiPriority w:val="22"/>
     <w:qFormat/>
-    <w:rsid w:val="00FC693F"/>
     <w:rPr>
       <w:b/>
       <w:bCs/>
@@ -3560,7 +3770,6 @@
     <w:basedOn w:val="DefaultParagraphFont"/>
     <w:uiPriority w:val="20"/>
     <w:qFormat/>
-    <w:rsid w:val="00FC693F"/>
     <w:rPr>
       <w:i/>
       <w:iCs/>
@@ -3573,7 +3782,6 @@
     <w:link w:val="IntenseQuoteChar"/>
     <w:uiPriority w:val="30"/>
     <w:qFormat/>
-    <w:rsid w:val="00FC693F"/>
     <w:pPr>
       <w:pBdr>
         <w:bottom w:val="single" w:sz="4" w:space="4" w:color="4F81BD" w:themeColor="accent1"/>
@@ -3594,7 +3802,6 @@
     <w:basedOn w:val="DefaultParagraphFont"/>
     <w:link w:val="IntenseQuote"/>
     <w:uiPriority w:val="30"/>
-    <w:rsid w:val="00FC693F"/>
     <w:rPr>
       <w:b/>
       <w:bCs/>
@@ -3608,7 +3815,6 @@
     <w:basedOn w:val="DefaultParagraphFont"/>
     <w:uiPriority w:val="19"/>
     <w:qFormat/>
-    <w:rsid w:val="00FC693F"/>
     <w:rPr>
       <w:i/>
       <w:iCs/>
@@ -3620,7 +3826,6 @@
     <w:basedOn w:val="DefaultParagraphFont"/>
     <w:uiPriority w:val="21"/>
     <w:qFormat/>
-    <w:rsid w:val="00FC693F"/>
     <w:rPr>
       <w:b/>
       <w:bCs/>
@@ -3634,7 +3839,6 @@
     <w:basedOn w:val="DefaultParagraphFont"/>
     <w:uiPriority w:val="31"/>
     <w:qFormat/>
-    <w:rsid w:val="00FC693F"/>
     <w:rPr>
       <w:smallCaps/>
       <w:color w:val="C0504D" w:themeColor="accent2"/>
@@ -3646,7 +3850,6 @@
     <w:basedOn w:val="DefaultParagraphFont"/>
     <w:uiPriority w:val="32"/>
     <w:qFormat/>
-    <w:rsid w:val="00FC693F"/>
     <w:rPr>
       <w:b/>
       <w:bCs/>
@@ -3661,7 +3864,6 @@
     <w:basedOn w:val="DefaultParagraphFont"/>
     <w:uiPriority w:val="33"/>
     <w:qFormat/>
-    <w:rsid w:val="00FC693F"/>
     <w:rPr>
       <w:b/>
       <w:bCs/>
@@ -3677,7 +3879,6 @@
     <w:semiHidden/>
     <w:unhideWhenUsed/>
     <w:qFormat/>
-    <w:rsid w:val="00FC693F"/>
     <w:pPr>
       <w:outlineLvl w:val="9"/>
     </w:pPr>
@@ -3686,7 +3887,6 @@
     <w:name w:val="Table Grid"/>
     <w:basedOn w:val="TableNormal"/>
     <w:uiPriority w:val="59"/>
-    <w:rsid w:val="00FC693F"/>
     <w:pPr>
       <w:spacing w:after="0" w:line="240" w:lineRule="auto"/>
     </w:pPr>
@@ -3712,7 +3912,6 @@
     <w:name w:val="Light Shading"/>
     <w:basedOn w:val="TableNormal"/>
     <w:uiPriority w:val="60"/>
-    <w:rsid w:val="00FC693F"/>
     <w:pPr>
       <w:spacing w:after="0" w:line="240" w:lineRule="auto"/>
     </w:pPr>
@@ -3815,7 +4014,6 @@
     <w:name w:val="Light Shading Accent 1"/>
     <w:basedOn w:val="TableNormal"/>
     <w:uiPriority w:val="60"/>
-    <w:rsid w:val="00FC693F"/>
     <w:pPr>
       <w:spacing w:after="0" w:line="240" w:lineRule="auto"/>
     </w:pPr>
@@ -3918,7 +4116,6 @@
     <w:name w:val="Light Shading Accent 2"/>
     <w:basedOn w:val="TableNormal"/>
     <w:uiPriority w:val="60"/>
-    <w:rsid w:val="00FC693F"/>
     <w:pPr>
       <w:spacing w:after="0" w:line="240" w:lineRule="auto"/>
     </w:pPr>
@@ -4021,7 +4218,6 @@
     <w:name w:val="Light Shading Accent 3"/>
     <w:basedOn w:val="TableNormal"/>
     <w:uiPriority w:val="60"/>
-    <w:rsid w:val="00FC693F"/>
     <w:pPr>
       <w:spacing w:after="0" w:line="240" w:lineRule="auto"/>
     </w:pPr>
@@ -4124,7 +4320,6 @@
     <w:name w:val="Light Shading Accent 4"/>
     <w:basedOn w:val="TableNormal"/>
     <w:uiPriority w:val="60"/>
-    <w:rsid w:val="00FC693F"/>
     <w:pPr>
       <w:spacing w:after="0" w:line="240" w:lineRule="auto"/>
     </w:pPr>
@@ -4227,7 +4422,6 @@
     <w:name w:val="Light Shading Accent 5"/>
     <w:basedOn w:val="TableNormal"/>
     <w:uiPriority w:val="60"/>
-    <w:rsid w:val="00FC693F"/>
     <w:pPr>
       <w:spacing w:after="0" w:line="240" w:lineRule="auto"/>
     </w:pPr>
@@ -4330,7 +4524,6 @@
     <w:name w:val="Light Shading Accent 6"/>
     <w:basedOn w:val="TableNormal"/>
     <w:uiPriority w:val="60"/>
-    <w:rsid w:val="00FC693F"/>
     <w:pPr>
       <w:spacing w:after="0" w:line="240" w:lineRule="auto"/>
     </w:pPr>
@@ -4433,7 +4626,6 @@
     <w:name w:val="Light List"/>
     <w:basedOn w:val="TableNormal"/>
     <w:uiPriority w:val="61"/>
-    <w:rsid w:val="00FC693F"/>
     <w:pPr>
       <w:spacing w:after="0" w:line="240" w:lineRule="auto"/>
     </w:pPr>
@@ -4525,7 +4717,6 @@
     <w:name w:val="Light List Accent 1"/>
     <w:basedOn w:val="TableNormal"/>
     <w:uiPriority w:val="61"/>
-    <w:rsid w:val="00FC693F"/>
     <w:pPr>
       <w:spacing w:after="0" w:line="240" w:lineRule="auto"/>
     </w:pPr>
@@ -4617,7 +4808,6 @@
     <w:name w:val="Light List Accent 2"/>
     <w:basedOn w:val="TableNormal"/>
     <w:uiPriority w:val="61"/>
-    <w:rsid w:val="00CB0664"/>
     <w:pPr>
       <w:spacing w:after="0" w:line="240" w:lineRule="auto"/>
     </w:pPr>
@@ -4709,7 +4899,6 @@
     <w:name w:val="Light List Accent 3"/>
     <w:basedOn w:val="TableNormal"/>
     <w:uiPriority w:val="61"/>
-    <w:rsid w:val="00CB0664"/>
     <w:pPr>
       <w:spacing w:after="0" w:line="240" w:lineRule="auto"/>
     </w:pPr>
@@ -4801,7 +4990,6 @@
     <w:name w:val="Light List Accent 4"/>
     <w:basedOn w:val="TableNormal"/>
     <w:uiPriority w:val="61"/>
-    <w:rsid w:val="00CB0664"/>
     <w:pPr>
       <w:spacing w:after="0" w:line="240" w:lineRule="auto"/>
     </w:pPr>
@@ -4893,7 +5081,6 @@
     <w:name w:val="Light List Accent 5"/>
     <w:basedOn w:val="TableNormal"/>
     <w:uiPriority w:val="61"/>
-    <w:rsid w:val="00CB0664"/>
     <w:pPr>
       <w:spacing w:after="0" w:line="240" w:lineRule="auto"/>
     </w:pPr>
@@ -4985,7 +5172,6 @@
     <w:name w:val="Light List Accent 6"/>
     <w:basedOn w:val="TableNormal"/>
     <w:uiPriority w:val="61"/>
-    <w:rsid w:val="00CB0664"/>
     <w:pPr>
       <w:spacing w:after="0" w:line="240" w:lineRule="auto"/>
     </w:pPr>
@@ -5077,7 +5263,6 @@
     <w:name w:val="Light Grid"/>
     <w:basedOn w:val="TableNormal"/>
     <w:uiPriority w:val="62"/>
-    <w:rsid w:val="00CB0664"/>
     <w:pPr>
       <w:spacing w:after="0" w:line="240" w:lineRule="auto"/>
     </w:pPr>
@@ -5207,7 +5392,6 @@
     <w:name w:val="Light Grid Accent 1"/>
     <w:basedOn w:val="TableNormal"/>
     <w:uiPriority w:val="62"/>
-    <w:rsid w:val="00CB0664"/>
     <w:pPr>
       <w:spacing w:after="0" w:line="240" w:lineRule="auto"/>
     </w:pPr>
@@ -5337,7 +5521,6 @@
     <w:name w:val="Light Grid Accent 2"/>
     <w:basedOn w:val="TableNormal"/>
     <w:uiPriority w:val="62"/>
-    <w:rsid w:val="00CB0664"/>
     <w:pPr>
       <w:spacing w:after="0" w:line="240" w:lineRule="auto"/>
     </w:pPr>
@@ -5467,7 +5650,6 @@
     <w:name w:val="Light Grid Accent 3"/>
     <w:basedOn w:val="TableNormal"/>
     <w:uiPriority w:val="62"/>
-    <w:rsid w:val="00CB0664"/>
     <w:pPr>
       <w:spacing w:after="0" w:line="240" w:lineRule="auto"/>
     </w:pPr>
@@ -5597,7 +5779,6 @@
     <w:name w:val="Light Grid Accent 4"/>
     <w:basedOn w:val="TableNormal"/>
     <w:uiPriority w:val="62"/>
-    <w:rsid w:val="00CB0664"/>
     <w:pPr>
       <w:spacing w:after="0" w:line="240" w:lineRule="auto"/>
     </w:pPr>
@@ -5727,7 +5908,6 @@
     <w:name w:val="Light Grid Accent 5"/>
     <w:basedOn w:val="TableNormal"/>
     <w:uiPriority w:val="62"/>
-    <w:rsid w:val="00CB0664"/>
     <w:pPr>
       <w:spacing w:after="0" w:line="240" w:lineRule="auto"/>
     </w:pPr>
@@ -5857,7 +6037,6 @@
     <w:name w:val="Light Grid Accent 6"/>
     <w:basedOn w:val="TableNormal"/>
     <w:uiPriority w:val="62"/>
-    <w:rsid w:val="00CB0664"/>
     <w:pPr>
       <w:spacing w:after="0" w:line="240" w:lineRule="auto"/>
     </w:pPr>
@@ -5987,7 +6166,6 @@
     <w:name w:val="Medium Shading 1"/>
     <w:basedOn w:val="TableNormal"/>
     <w:uiPriority w:val="63"/>
-    <w:rsid w:val="00CB0664"/>
     <w:pPr>
       <w:spacing w:after="0" w:line="240" w:lineRule="auto"/>
     </w:pPr>
@@ -6093,7 +6271,6 @@
     <w:name w:val="Medium Shading 1 Accent 1"/>
     <w:basedOn w:val="TableNormal"/>
     <w:uiPriority w:val="63"/>
-    <w:rsid w:val="00CB0664"/>
     <w:pPr>
       <w:spacing w:after="0" w:line="240" w:lineRule="auto"/>
     </w:pPr>
@@ -6199,7 +6376,6 @@
     <w:name w:val="Medium Shading 1 Accent 2"/>
     <w:basedOn w:val="TableNormal"/>
     <w:uiPriority w:val="63"/>
-    <w:rsid w:val="00CB0664"/>
     <w:pPr>
       <w:spacing w:after="0" w:line="240" w:lineRule="auto"/>
     </w:pPr>
@@ -6305,7 +6481,6 @@
     <w:name w:val="Medium Shading 1 Accent 3"/>
     <w:basedOn w:val="TableNormal"/>
     <w:uiPriority w:val="63"/>
-    <w:rsid w:val="00CB0664"/>
     <w:pPr>
       <w:spacing w:after="0" w:line="240" w:lineRule="auto"/>
     </w:pPr>
@@ -6411,7 +6586,6 @@
     <w:name w:val="Medium Shading 1 Accent 4"/>
     <w:basedOn w:val="TableNormal"/>
     <w:uiPriority w:val="63"/>
-    <w:rsid w:val="00CB0664"/>
     <w:pPr>
       <w:spacing w:after="0" w:line="240" w:lineRule="auto"/>
     </w:pPr>
@@ -6517,7 +6691,6 @@
     <w:name w:val="Medium Shading 1 Accent 5"/>
     <w:basedOn w:val="TableNormal"/>
     <w:uiPriority w:val="63"/>
-    <w:rsid w:val="00CB0664"/>
     <w:pPr>
       <w:spacing w:after="0" w:line="240" w:lineRule="auto"/>
     </w:pPr>
@@ -6623,7 +6796,6 @@
     <w:name w:val="Medium Shading 1 Accent 6"/>
     <w:basedOn w:val="TableNormal"/>
     <w:uiPriority w:val="63"/>
-    <w:rsid w:val="00CB0664"/>
     <w:pPr>
       <w:spacing w:after="0" w:line="240" w:lineRule="auto"/>
     </w:pPr>
@@ -6729,7 +6901,6 @@
     <w:name w:val="Medium Shading 2"/>
     <w:basedOn w:val="TableNormal"/>
     <w:uiPriority w:val="64"/>
-    <w:rsid w:val="00CB0664"/>
     <w:pPr>
       <w:spacing w:after="0" w:line="240" w:lineRule="auto"/>
     </w:pPr>
@@ -6878,7 +7049,6 @@
     <w:name w:val="Medium Shading 2 Accent 1"/>
     <w:basedOn w:val="TableNormal"/>
     <w:uiPriority w:val="64"/>
-    <w:rsid w:val="00CB0664"/>
     <w:pPr>
       <w:spacing w:after="0" w:line="240" w:lineRule="auto"/>
     </w:pPr>
@@ -7027,7 +7197,6 @@
     <w:name w:val="Medium Shading 2 Accent 2"/>
     <w:basedOn w:val="TableNormal"/>
     <w:uiPriority w:val="64"/>
-    <w:rsid w:val="00CB0664"/>
     <w:pPr>
       <w:spacing w:after="0" w:line="240" w:lineRule="auto"/>
     </w:pPr>
@@ -7176,7 +7345,6 @@
     <w:name w:val="Medium Shading 2 Accent 3"/>
     <w:basedOn w:val="TableNormal"/>
     <w:uiPriority w:val="64"/>
-    <w:rsid w:val="00CB0664"/>
     <w:pPr>
       <w:spacing w:after="0" w:line="240" w:lineRule="auto"/>
     </w:pPr>
@@ -7325,7 +7493,6 @@
     <w:name w:val="Medium Shading 2 Accent 4"/>
     <w:basedOn w:val="TableNormal"/>
     <w:uiPriority w:val="64"/>
-    <w:rsid w:val="00CB0664"/>
     <w:pPr>
       <w:spacing w:after="0" w:line="240" w:lineRule="auto"/>
     </w:pPr>
@@ -7474,7 +7641,6 @@
     <w:name w:val="Medium Shading 2 Accent 5"/>
     <w:basedOn w:val="TableNormal"/>
     <w:uiPriority w:val="64"/>
-    <w:rsid w:val="00CB0664"/>
     <w:pPr>
       <w:spacing w:after="0" w:line="240" w:lineRule="auto"/>
     </w:pPr>
@@ -7623,7 +7789,6 @@
     <w:name w:val="Medium Shading 2 Accent 6"/>
     <w:basedOn w:val="TableNormal"/>
     <w:uiPriority w:val="64"/>
-    <w:rsid w:val="00CB0664"/>
     <w:pPr>
       <w:spacing w:after="0" w:line="240" w:lineRule="auto"/>
     </w:pPr>
@@ -7772,7 +7937,6 @@
     <w:name w:val="Medium List 1"/>
     <w:basedOn w:val="TableNormal"/>
     <w:uiPriority w:val="65"/>
-    <w:rsid w:val="00CB0664"/>
     <w:pPr>
       <w:spacing w:after="0" w:line="240" w:lineRule="auto"/>
     </w:pPr>
@@ -7856,7 +8020,6 @@
     <w:name w:val="Medium List 1 Accent 1"/>
     <w:basedOn w:val="TableNormal"/>
     <w:uiPriority w:val="65"/>
-    <w:rsid w:val="00CB0664"/>
     <w:pPr>
       <w:spacing w:after="0" w:line="240" w:lineRule="auto"/>
     </w:pPr>
@@ -7940,7 +8103,6 @@
     <w:name w:val="Medium List 1 Accent 2"/>
     <w:basedOn w:val="TableNormal"/>
     <w:uiPriority w:val="65"/>
-    <w:rsid w:val="00CB0664"/>
     <w:pPr>
       <w:spacing w:after="0" w:line="240" w:lineRule="auto"/>
     </w:pPr>
@@ -8024,7 +8186,6 @@
     <w:name w:val="Medium List 1 Accent 3"/>
     <w:basedOn w:val="TableNormal"/>
     <w:uiPriority w:val="65"/>
-    <w:rsid w:val="00CB0664"/>
     <w:pPr>
       <w:spacing w:after="0" w:line="240" w:lineRule="auto"/>
     </w:pPr>
@@ -8108,7 +8269,6 @@
     <w:name w:val="Medium List 1 Accent 4"/>
     <w:basedOn w:val="TableNormal"/>
     <w:uiPriority w:val="65"/>
-    <w:rsid w:val="00CB0664"/>
     <w:pPr>
       <w:spacing w:after="0" w:line="240" w:lineRule="auto"/>
     </w:pPr>
@@ -8192,7 +8352,6 @@
     <w:name w:val="Medium List 1 Accent 5"/>
     <w:basedOn w:val="TableNormal"/>
     <w:uiPriority w:val="65"/>
-    <w:rsid w:val="00CB0664"/>
     <w:pPr>
       <w:spacing w:after="0" w:line="240" w:lineRule="auto"/>
     </w:pPr>
@@ -8276,7 +8435,6 @@
     <w:name w:val="Medium List 1 Accent 6"/>
     <w:basedOn w:val="TableNormal"/>
     <w:uiPriority w:val="65"/>
-    <w:rsid w:val="00CB0664"/>
     <w:pPr>
       <w:spacing w:after="0" w:line="240" w:lineRule="auto"/>
     </w:pPr>
@@ -8360,7 +8518,6 @@
     <w:name w:val="Medium List 2"/>
     <w:basedOn w:val="TableNormal"/>
     <w:uiPriority w:val="66"/>
-    <w:rsid w:val="00CB0664"/>
     <w:pPr>
       <w:spacing w:after="0" w:line="240" w:lineRule="auto"/>
     </w:pPr>
@@ -8488,7 +8645,6 @@
     <w:name w:val="Medium List 2 Accent 1"/>
     <w:basedOn w:val="TableNormal"/>
     <w:uiPriority w:val="66"/>
-    <w:rsid w:val="00CB0664"/>
     <w:pPr>
       <w:spacing w:after="0" w:line="240" w:lineRule="auto"/>
     </w:pPr>
@@ -8616,7 +8772,6 @@
     <w:name w:val="Medium List 2 Accent 2"/>
     <w:basedOn w:val="TableNormal"/>
     <w:uiPriority w:val="66"/>
-    <w:rsid w:val="00CB0664"/>
     <w:pPr>
       <w:spacing w:after="0" w:line="240" w:lineRule="auto"/>
     </w:pPr>
@@ -8744,7 +8899,6 @@
     <w:name w:val="Medium List 2 Accent 3"/>
     <w:basedOn w:val="TableNormal"/>
     <w:uiPriority w:val="66"/>
-    <w:rsid w:val="00CB0664"/>
     <w:pPr>
       <w:spacing w:after="0" w:line="240" w:lineRule="auto"/>
     </w:pPr>
@@ -8872,7 +9026,6 @@
     <w:name w:val="Medium List 2 Accent 4"/>
     <w:basedOn w:val="TableNormal"/>
     <w:uiPriority w:val="66"/>
-    <w:rsid w:val="00CB0664"/>
     <w:pPr>
       <w:spacing w:after="0" w:line="240" w:lineRule="auto"/>
     </w:pPr>
@@ -9000,7 +9153,6 @@
     <w:name w:val="Medium List 2 Accent 5"/>
     <w:basedOn w:val="TableNormal"/>
     <w:uiPriority w:val="66"/>
-    <w:rsid w:val="00CB0664"/>
     <w:pPr>
       <w:spacing w:after="0" w:line="240" w:lineRule="auto"/>
     </w:pPr>
@@ -9128,7 +9280,6 @@
     <w:name w:val="Medium List 2 Accent 6"/>
     <w:basedOn w:val="TableNormal"/>
     <w:uiPriority w:val="66"/>
-    <w:rsid w:val="00CB0664"/>
     <w:pPr>
       <w:spacing w:after="0" w:line="240" w:lineRule="auto"/>
     </w:pPr>
@@ -9256,7 +9407,6 @@
     <w:name w:val="Medium Grid 1"/>
     <w:basedOn w:val="TableNormal"/>
     <w:uiPriority w:val="67"/>
-    <w:rsid w:val="00CB0664"/>
     <w:pPr>
       <w:spacing w:after="0" w:line="240" w:lineRule="auto"/>
     </w:pPr>
@@ -9329,7 +9479,6 @@
     <w:name w:val="Medium Grid 1 Accent 1"/>
     <w:basedOn w:val="TableNormal"/>
     <w:uiPriority w:val="67"/>
-    <w:rsid w:val="00CB0664"/>
     <w:pPr>
       <w:spacing w:after="0" w:line="240" w:lineRule="auto"/>
     </w:pPr>
@@ -9402,7 +9551,6 @@
     <w:name w:val="Medium Grid 1 Accent 2"/>
     <w:basedOn w:val="TableNormal"/>
     <w:uiPriority w:val="67"/>
-    <w:rsid w:val="00CB0664"/>
     <w:pPr>
       <w:spacing w:after="0" w:line="240" w:lineRule="auto"/>
     </w:pPr>
@@ -9475,7 +9623,6 @@
     <w:name w:val="Medium Grid 1 Accent 3"/>
     <w:basedOn w:val="TableNormal"/>
     <w:uiPriority w:val="67"/>
-    <w:rsid w:val="00CB0664"/>
     <w:pPr>
       <w:spacing w:after="0" w:line="240" w:lineRule="auto"/>
     </w:pPr>
@@ -9548,7 +9695,6 @@
     <w:name w:val="Medium Grid 1 Accent 4"/>
     <w:basedOn w:val="TableNormal"/>
     <w:uiPriority w:val="67"/>
-    <w:rsid w:val="00CB0664"/>
     <w:pPr>
       <w:spacing w:after="0" w:line="240" w:lineRule="auto"/>
     </w:pPr>
@@ -9621,7 +9767,6 @@
     <w:name w:val="Medium Grid 1 Accent 5"/>
     <w:basedOn w:val="TableNormal"/>
     <w:uiPriority w:val="67"/>
-    <w:rsid w:val="00CB0664"/>
     <w:pPr>
       <w:spacing w:after="0" w:line="240" w:lineRule="auto"/>
     </w:pPr>
@@ -9694,7 +9839,6 @@
     <w:name w:val="Medium Grid 1 Accent 6"/>
     <w:basedOn w:val="TableNormal"/>
     <w:uiPriority w:val="67"/>
-    <w:rsid w:val="00CB0664"/>
     <w:pPr>
       <w:spacing w:after="0" w:line="240" w:lineRule="auto"/>
     </w:pPr>
@@ -9767,7 +9911,6 @@
     <w:name w:val="Medium Grid 2"/>
     <w:basedOn w:val="TableNormal"/>
     <w:uiPriority w:val="68"/>
-    <w:rsid w:val="00CB0664"/>
     <w:pPr>
       <w:spacing w:after="0" w:line="240" w:lineRule="auto"/>
     </w:pPr>
@@ -9892,7 +10035,6 @@
     <w:name w:val="Medium Grid 2 Accent 1"/>
     <w:basedOn w:val="TableNormal"/>
     <w:uiPriority w:val="68"/>
-    <w:rsid w:val="00CB0664"/>
     <w:pPr>
       <w:spacing w:after="0" w:line="240" w:lineRule="auto"/>
     </w:pPr>
@@ -10017,7 +10159,6 @@
     <w:name w:val="Medium Grid 2 Accent 2"/>
     <w:basedOn w:val="TableNormal"/>
     <w:uiPriority w:val="68"/>
-    <w:rsid w:val="00CB0664"/>
     <w:pPr>
       <w:spacing w:after="0" w:line="240" w:lineRule="auto"/>
     </w:pPr>
@@ -10142,7 +10283,6 @@
     <w:name w:val="Medium Grid 2 Accent 3"/>
     <w:basedOn w:val="TableNormal"/>
     <w:uiPriority w:val="68"/>
-    <w:rsid w:val="00CB0664"/>
     <w:pPr>
       <w:spacing w:after="0" w:line="240" w:lineRule="auto"/>
     </w:pPr>
@@ -10267,7 +10407,6 @@
     <w:name w:val="Medium Grid 2 Accent 4"/>
     <w:basedOn w:val="TableNormal"/>
     <w:uiPriority w:val="68"/>
-    <w:rsid w:val="00CB0664"/>
     <w:pPr>
       <w:spacing w:after="0" w:line="240" w:lineRule="auto"/>
     </w:pPr>
@@ -10392,7 +10531,6 @@
     <w:name w:val="Medium Grid 2 Accent 5"/>
     <w:basedOn w:val="TableNormal"/>
     <w:uiPriority w:val="68"/>
-    <w:rsid w:val="00CB0664"/>
     <w:pPr>
       <w:spacing w:after="0" w:line="240" w:lineRule="auto"/>
     </w:pPr>
@@ -10517,7 +10655,6 @@
     <w:name w:val="Medium Grid 2 Accent 6"/>
     <w:basedOn w:val="TableNormal"/>
     <w:uiPriority w:val="68"/>
-    <w:rsid w:val="00CB0664"/>
     <w:pPr>
       <w:spacing w:after="0" w:line="240" w:lineRule="auto"/>
     </w:pPr>
@@ -10642,7 +10779,6 @@
     <w:name w:val="Medium Grid 3"/>
     <w:basedOn w:val="TableNormal"/>
     <w:uiPriority w:val="69"/>
-    <w:rsid w:val="00CB0664"/>
     <w:pPr>
       <w:spacing w:after="0" w:line="240" w:lineRule="auto"/>
     </w:pPr>
@@ -10783,7 +10919,6 @@
     <w:name w:val="Medium Grid 3 Accent 1"/>
     <w:basedOn w:val="TableNormal"/>
     <w:uiPriority w:val="69"/>
-    <w:rsid w:val="00CB0664"/>
     <w:pPr>
       <w:spacing w:after="0" w:line="240" w:lineRule="auto"/>
     </w:pPr>
@@ -10924,7 +11059,6 @@
     <w:name w:val="Medium Grid 3 Accent 2"/>
     <w:basedOn w:val="TableNormal"/>
     <w:uiPriority w:val="69"/>
-    <w:rsid w:val="00CB0664"/>
     <w:pPr>
       <w:spacing w:after="0" w:line="240" w:lineRule="auto"/>
     </w:pPr>
@@ -11065,7 +11199,6 @@
     <w:name w:val="Medium Grid 3 Accent 3"/>
     <w:basedOn w:val="TableNormal"/>
     <w:uiPriority w:val="69"/>
-    <w:rsid w:val="00CB0664"/>
     <w:pPr>
       <w:spacing w:after="0" w:line="240" w:lineRule="auto"/>
     </w:pPr>
@@ -11206,7 +11339,6 @@
     <w:name w:val="Medium Grid 3 Accent 4"/>
     <w:basedOn w:val="TableNormal"/>
     <w:uiPriority w:val="69"/>
-    <w:rsid w:val="00CB0664"/>
     <w:pPr>
       <w:spacing w:after="0" w:line="240" w:lineRule="auto"/>
     </w:pPr>
@@ -11347,7 +11479,6 @@
     <w:name w:val="Medium Grid 3 Accent 5"/>
     <w:basedOn w:val="TableNormal"/>
     <w:uiPriority w:val="69"/>
-    <w:rsid w:val="00CB0664"/>
     <w:pPr>
       <w:spacing w:after="0" w:line="240" w:lineRule="auto"/>
     </w:pPr>
@@ -11488,7 +11619,6 @@
     <w:name w:val="Medium Grid 3 Accent 6"/>
     <w:basedOn w:val="TableNormal"/>
     <w:uiPriority w:val="69"/>
-    <w:rsid w:val="00CB0664"/>
     <w:pPr>
       <w:spacing w:after="0" w:line="240" w:lineRule="auto"/>
     </w:pPr>
@@ -11629,7 +11759,6 @@
     <w:name w:val="Dark List"/>
     <w:basedOn w:val="TableNormal"/>
     <w:uiPriority w:val="70"/>
-    <w:rsid w:val="00CB0664"/>
     <w:pPr>
       <w:spacing w:after="0" w:line="240" w:lineRule="auto"/>
     </w:pPr>
@@ -11743,7 +11872,6 @@
     <w:name w:val="Dark List Accent 1"/>
     <w:basedOn w:val="TableNormal"/>
     <w:uiPriority w:val="70"/>
-    <w:rsid w:val="00CB0664"/>
     <w:pPr>
       <w:spacing w:after="0" w:line="240" w:lineRule="auto"/>
     </w:pPr>
@@ -11857,7 +11985,6 @@
     <w:name w:val="Dark List Accent 2"/>
     <w:basedOn w:val="TableNormal"/>
     <w:uiPriority w:val="70"/>
-    <w:rsid w:val="00CB0664"/>
     <w:pPr>
       <w:spacing w:after="0" w:line="240" w:lineRule="auto"/>
     </w:pPr>
@@ -11971,7 +12098,6 @@
     <w:name w:val="Dark List Accent 3"/>
     <w:basedOn w:val="TableNormal"/>
     <w:uiPriority w:val="70"/>
-    <w:rsid w:val="00CB0664"/>
     <w:pPr>
       <w:spacing w:after="0" w:line="240" w:lineRule="auto"/>
     </w:pPr>
@@ -12085,7 +12211,6 @@
     <w:name w:val="Dark List Accent 4"/>
     <w:basedOn w:val="TableNormal"/>
     <w:uiPriority w:val="70"/>
-    <w:rsid w:val="00CB0664"/>
     <w:pPr>
       <w:spacing w:after="0" w:line="240" w:lineRule="auto"/>
     </w:pPr>
@@ -12199,7 +12324,6 @@
     <w:name w:val="Dark List Accent 5"/>
     <w:basedOn w:val="TableNormal"/>
     <w:uiPriority w:val="70"/>
-    <w:rsid w:val="00CB0664"/>
     <w:pPr>
       <w:spacing w:after="0" w:line="240" w:lineRule="auto"/>
     </w:pPr>
@@ -12313,7 +12437,6 @@
     <w:name w:val="Dark List Accent 6"/>
     <w:basedOn w:val="TableNormal"/>
     <w:uiPriority w:val="70"/>
-    <w:rsid w:val="00CB0664"/>
     <w:pPr>
       <w:spacing w:after="0" w:line="240" w:lineRule="auto"/>
     </w:pPr>
@@ -12427,7 +12550,6 @@
     <w:name w:val="Colorful Shading"/>
     <w:basedOn w:val="TableNormal"/>
     <w:uiPriority w:val="71"/>
-    <w:rsid w:val="00CB0664"/>
     <w:pPr>
       <w:spacing w:after="0" w:line="240" w:lineRule="auto"/>
     </w:pPr>
@@ -12549,7 +12671,6 @@
     <w:name w:val="Colorful Shading Accent 1"/>
     <w:basedOn w:val="TableNormal"/>
     <w:uiPriority w:val="71"/>
-    <w:rsid w:val="00CB0664"/>
     <w:pPr>
       <w:spacing w:after="0" w:line="240" w:lineRule="auto"/>
     </w:pPr>
@@ -12671,7 +12792,6 @@
     <w:name w:val="Colorful Shading Accent 2"/>
     <w:basedOn w:val="TableNormal"/>
     <w:uiPriority w:val="71"/>
-    <w:rsid w:val="00CB0664"/>
     <w:pPr>
       <w:spacing w:after="0" w:line="240" w:lineRule="auto"/>
     </w:pPr>
@@ -12793,7 +12913,6 @@
     <w:name w:val="Colorful Shading Accent 3"/>
     <w:basedOn w:val="TableNormal"/>
     <w:uiPriority w:val="71"/>
-    <w:rsid w:val="00CB0664"/>
     <w:pPr>
       <w:spacing w:after="0" w:line="240" w:lineRule="auto"/>
     </w:pPr>
@@ -12905,7 +13024,6 @@
     <w:name w:val="Colorful Shading Accent 4"/>
     <w:basedOn w:val="TableNormal"/>
     <w:uiPriority w:val="71"/>
-    <w:rsid w:val="00CB0664"/>
     <w:pPr>
       <w:spacing w:after="0" w:line="240" w:lineRule="auto"/>
     </w:pPr>
@@ -13027,7 +13145,6 @@
     <w:name w:val="Colorful Shading Accent 5"/>
     <w:basedOn w:val="TableNormal"/>
     <w:uiPriority w:val="71"/>
-    <w:rsid w:val="00CB0664"/>
     <w:pPr>
       <w:spacing w:after="0" w:line="240" w:lineRule="auto"/>
     </w:pPr>
@@ -13149,7 +13266,6 @@
     <w:name w:val="Colorful Shading Accent 6"/>
     <w:basedOn w:val="TableNormal"/>
     <w:uiPriority w:val="71"/>
-    <w:rsid w:val="00CB0664"/>
     <w:pPr>
       <w:spacing w:after="0" w:line="240" w:lineRule="auto"/>
     </w:pPr>
@@ -13271,7 +13387,6 @@
     <w:name w:val="Colorful List"/>
     <w:basedOn w:val="TableNormal"/>
     <w:uiPriority w:val="72"/>
-    <w:rsid w:val="00CB0664"/>
     <w:pPr>
       <w:spacing w:after="0" w:line="240" w:lineRule="auto"/>
     </w:pPr>
@@ -13357,7 +13472,6 @@
     <w:name w:val="Colorful List Accent 1"/>
     <w:basedOn w:val="TableNormal"/>
     <w:uiPriority w:val="72"/>
-    <w:rsid w:val="00CB0664"/>
     <w:pPr>
       <w:spacing w:after="0" w:line="240" w:lineRule="auto"/>
     </w:pPr>
@@ -13443,7 +13557,6 @@
     <w:name w:val="Colorful List Accent 2"/>
     <w:basedOn w:val="TableNormal"/>
     <w:uiPriority w:val="72"/>
-    <w:rsid w:val="00CB0664"/>
     <w:pPr>
       <w:spacing w:after="0" w:line="240" w:lineRule="auto"/>
     </w:pPr>
@@ -13529,7 +13642,6 @@
     <w:name w:val="Colorful List Accent 3"/>
     <w:basedOn w:val="TableNormal"/>
     <w:uiPriority w:val="72"/>
-    <w:rsid w:val="00CB0664"/>
     <w:pPr>
       <w:spacing w:after="0" w:line="240" w:lineRule="auto"/>
     </w:pPr>
@@ -13615,7 +13727,6 @@
     <w:name w:val="Colorful List Accent 4"/>
     <w:basedOn w:val="TableNormal"/>
     <w:uiPriority w:val="72"/>
-    <w:rsid w:val="00CB0664"/>
     <w:pPr>
       <w:spacing w:after="0" w:line="240" w:lineRule="auto"/>
     </w:pPr>
@@ -13701,7 +13812,6 @@
     <w:name w:val="Colorful List Accent 5"/>
     <w:basedOn w:val="TableNormal"/>
     <w:uiPriority w:val="72"/>
-    <w:rsid w:val="00CB0664"/>
     <w:pPr>
       <w:spacing w:after="0" w:line="240" w:lineRule="auto"/>
     </w:pPr>
@@ -13787,7 +13897,6 @@
     <w:name w:val="Colorful List Accent 6"/>
     <w:basedOn w:val="TableNormal"/>
     <w:uiPriority w:val="72"/>
-    <w:rsid w:val="00CB0664"/>
     <w:pPr>
       <w:spacing w:after="0" w:line="240" w:lineRule="auto"/>
     </w:pPr>
@@ -13873,7 +13982,6 @@
     <w:name w:val="Colorful Grid"/>
     <w:basedOn w:val="TableNormal"/>
     <w:uiPriority w:val="73"/>
-    <w:rsid w:val="00CB0664"/>
     <w:pPr>
       <w:spacing w:after="0" w:line="240" w:lineRule="auto"/>
     </w:pPr>
@@ -13953,7 +14061,6 @@
     <w:name w:val="Colorful Grid Accent 1"/>
     <w:basedOn w:val="TableNormal"/>
     <w:uiPriority w:val="73"/>
-    <w:rsid w:val="00CB0664"/>
     <w:pPr>
       <w:spacing w:after="0" w:line="240" w:lineRule="auto"/>
     </w:pPr>
@@ -14033,7 +14140,6 @@
     <w:name w:val="Colorful Grid Accent 2"/>
     <w:basedOn w:val="TableNormal"/>
     <w:uiPriority w:val="73"/>
-    <w:rsid w:val="00CB0664"/>
     <w:pPr>
       <w:spacing w:after="0" w:line="240" w:lineRule="auto"/>
     </w:pPr>
@@ -14113,7 +14219,6 @@
     <w:name w:val="Colorful Grid Accent 3"/>
     <w:basedOn w:val="TableNormal"/>
     <w:uiPriority w:val="73"/>
-    <w:rsid w:val="00CB0664"/>
     <w:pPr>
       <w:spacing w:after="0" w:line="240" w:lineRule="auto"/>
     </w:pPr>
@@ -14193,7 +14298,6 @@
     <w:name w:val="Colorful Grid Accent 4"/>
     <w:basedOn w:val="TableNormal"/>
     <w:uiPriority w:val="73"/>
-    <w:rsid w:val="00CB0664"/>
     <w:pPr>
       <w:spacing w:after="0" w:line="240" w:lineRule="auto"/>
     </w:pPr>
@@ -14273,7 +14377,6 @@
     <w:name w:val="Colorful Grid Accent 5"/>
     <w:basedOn w:val="TableNormal"/>
     <w:uiPriority w:val="73"/>
-    <w:rsid w:val="00CB0664"/>
     <w:pPr>
       <w:spacing w:after="0" w:line="240" w:lineRule="auto"/>
     </w:pPr>
@@ -14353,7 +14456,6 @@
     <w:name w:val="Colorful Grid Accent 6"/>
     <w:basedOn w:val="TableNormal"/>
     <w:uiPriority w:val="73"/>
-    <w:rsid w:val="00CB0664"/>
     <w:pPr>
       <w:spacing w:after="0" w:line="240" w:lineRule="auto"/>
     </w:pPr>
@@ -14646,7 +14748,6 @@
   <w:style w:type="paragraph" w:default="1" w:styleId="Normal">
     <w:name w:val="Normal"/>
     <w:qFormat/>
-    <w:rsid w:val="00FC693F"/>
   </w:style>
   <w:style w:type="paragraph" w:styleId="Heading1">
     <w:name w:val="heading 1"/>
@@ -14655,7 +14756,6 @@
     <w:link w:val="Heading1Char"/>
     <w:uiPriority w:val="9"/>
     <w:qFormat/>
-    <w:rsid w:val="00FC693F"/>
     <w:pPr>
       <w:keepNext/>
       <w:keepLines/>
@@ -14679,7 +14779,6 @@
     <w:uiPriority w:val="9"/>
     <w:unhideWhenUsed/>
     <w:qFormat/>
-    <w:rsid w:val="00FC693F"/>
     <w:pPr>
       <w:keepNext/>
       <w:keepLines/>
@@ -14703,7 +14802,6 @@
     <w:uiPriority w:val="9"/>
     <w:unhideWhenUsed/>
     <w:qFormat/>
-    <w:rsid w:val="00FC693F"/>
     <w:pPr>
       <w:keepNext/>
       <w:keepLines/>
@@ -14726,7 +14824,6 @@
     <w:semiHidden/>
     <w:unhideWhenUsed/>
     <w:qFormat/>
-    <w:rsid w:val="00FC693F"/>
     <w:pPr>
       <w:keepNext/>
       <w:keepLines/>
@@ -14751,7 +14848,6 @@
     <w:semiHidden/>
     <w:unhideWhenUsed/>
     <w:qFormat/>
-    <w:rsid w:val="00FC693F"/>
     <w:pPr>
       <w:keepNext/>
       <w:keepLines/>
@@ -14772,7 +14868,6 @@
     <w:semiHidden/>
     <w:unhideWhenUsed/>
     <w:qFormat/>
-    <w:rsid w:val="00FC693F"/>
     <w:pPr>
       <w:keepNext/>
       <w:keepLines/>
@@ -14795,7 +14890,6 @@
     <w:semiHidden/>
     <w:unhideWhenUsed/>
     <w:qFormat/>
-    <w:rsid w:val="00FC693F"/>
     <w:pPr>
       <w:keepNext/>
       <w:keepLines/>
@@ -14818,7 +14912,6 @@
     <w:semiHidden/>
     <w:unhideWhenUsed/>
     <w:qFormat/>
-    <w:rsid w:val="00FC693F"/>
     <w:pPr>
       <w:keepNext/>
       <w:keepLines/>
@@ -14841,7 +14934,6 @@
     <w:semiHidden/>
     <w:unhideWhenUsed/>
     <w:qFormat/>
-    <w:rsid w:val="00FC693F"/>
     <w:pPr>
       <w:keepNext/>
       <w:keepLines/>
@@ -14888,7 +14980,6 @@
     <w:name w:val="No Spacing"/>
     <w:uiPriority w:val="1"/>
     <w:qFormat/>
-    <w:rsid w:val="00FC693F"/>
     <w:pPr>
       <w:spacing w:after="0" w:line="240" w:lineRule="auto"/>
     </w:pPr>
@@ -14898,7 +14989,6 @@
     <w:basedOn w:val="DefaultParagraphFont"/>
     <w:link w:val="Heading1"/>
     <w:uiPriority w:val="9"/>
-    <w:rsid w:val="00FC693F"/>
     <w:rPr>
       <w:rFonts w:asciiTheme="majorHAnsi" w:eastAsiaTheme="majorEastAsia" w:hAnsiTheme="majorHAnsi" w:cstheme="majorBidi"/>
       <w:b/>
@@ -14913,7 +15003,6 @@
     <w:basedOn w:val="DefaultParagraphFont"/>
     <w:link w:val="Heading2"/>
     <w:uiPriority w:val="9"/>
-    <w:rsid w:val="00FC693F"/>
     <w:rPr>
       <w:rFonts w:asciiTheme="majorHAnsi" w:eastAsiaTheme="majorEastAsia" w:hAnsiTheme="majorHAnsi" w:cstheme="majorBidi"/>
       <w:b/>
@@ -14928,7 +15017,6 @@
     <w:basedOn w:val="DefaultParagraphFont"/>
     <w:link w:val="Heading3"/>
     <w:uiPriority w:val="9"/>
-    <w:rsid w:val="00FC693F"/>
     <w:rPr>
       <w:rFonts w:asciiTheme="majorHAnsi" w:eastAsiaTheme="majorEastAsia" w:hAnsiTheme="majorHAnsi" w:cstheme="majorBidi"/>
       <w:b/>
@@ -14943,7 +15031,6 @@
     <w:link w:val="TitleChar"/>
     <w:uiPriority w:val="10"/>
     <w:qFormat/>
-    <w:rsid w:val="00FC693F"/>
     <w:pPr>
       <w:pBdr>
         <w:bottom w:val="single" w:sz="8" w:space="4" w:color="4F81BD" w:themeColor="accent1"/>
@@ -14965,7 +15052,6 @@
     <w:basedOn w:val="DefaultParagraphFont"/>
     <w:link w:val="Title"/>
     <w:uiPriority w:val="10"/>
-    <w:rsid w:val="00FC693F"/>
     <w:rPr>
       <w:rFonts w:asciiTheme="majorHAnsi" w:eastAsiaTheme="majorEastAsia" w:hAnsiTheme="majorHAnsi" w:cstheme="majorBidi"/>
       <w:color w:val="17365D" w:themeColor="text2" w:themeShade="BF"/>
@@ -14982,7 +15068,6 @@
     <w:link w:val="SubtitleChar"/>
     <w:uiPriority w:val="11"/>
     <w:qFormat/>
-    <w:rsid w:val="00FC693F"/>
     <w:pPr>
       <w:numPr>
         <w:ilvl w:val="1"/>
@@ -15003,7 +15088,6 @@
     <w:basedOn w:val="DefaultParagraphFont"/>
     <w:link w:val="Subtitle"/>
     <w:uiPriority w:val="11"/>
-    <w:rsid w:val="00FC693F"/>
     <w:rPr>
       <w:rFonts w:asciiTheme="majorHAnsi" w:eastAsiaTheme="majorEastAsia" w:hAnsiTheme="majorHAnsi" w:cstheme="majorBidi"/>
       <w:i/>
@@ -15019,7 +15103,6 @@
     <w:basedOn w:val="Normal"/>
     <w:uiPriority w:val="34"/>
     <w:qFormat/>
-    <w:rsid w:val="00FC693F"/>
     <w:pPr>
       <w:ind w:left="720"/>
       <w:contextualSpacing/>
@@ -15031,7 +15114,6 @@
     <w:link w:val="BodyTextChar"/>
     <w:uiPriority w:val="99"/>
     <w:unhideWhenUsed/>
-    <w:rsid w:val="00AA1D8D"/>
     <w:pPr>
       <w:spacing w:after="120"/>
     </w:pPr>
@@ -15041,7 +15123,6 @@
     <w:basedOn w:val="DefaultParagraphFont"/>
     <w:link w:val="BodyText"/>
     <w:uiPriority w:val="99"/>
-    <w:rsid w:val="00AA1D8D"/>
   </w:style>
   <w:style w:type="paragraph" w:styleId="BodyText2">
     <w:name w:val="Body Text 2"/>
@@ -15049,7 +15130,6 @@
     <w:link w:val="BodyText2Char"/>
     <w:uiPriority w:val="99"/>
     <w:unhideWhenUsed/>
-    <w:rsid w:val="00AA1D8D"/>
     <w:pPr>
       <w:spacing w:after="120" w:line="480" w:lineRule="auto"/>
     </w:pPr>
@@ -15059,7 +15139,6 @@
     <w:basedOn w:val="DefaultParagraphFont"/>
     <w:link w:val="BodyText2"/>
     <w:uiPriority w:val="99"/>
-    <w:rsid w:val="00AA1D8D"/>
   </w:style>
   <w:style w:type="paragraph" w:styleId="BodyText3">
     <w:name w:val="Body Text 3"/>
@@ -15067,7 +15146,6 @@
     <w:link w:val="BodyText3Char"/>
     <w:uiPriority w:val="99"/>
     <w:unhideWhenUsed/>
-    <w:rsid w:val="00AA1D8D"/>
     <w:pPr>
       <w:spacing w:after="120"/>
     </w:pPr>
@@ -15081,7 +15159,6 @@
     <w:basedOn w:val="DefaultParagraphFont"/>
     <w:link w:val="BodyText3"/>
     <w:uiPriority w:val="99"/>
-    <w:rsid w:val="00AA1D8D"/>
     <w:rPr>
       <w:sz w:val="16"/>
       <w:szCs w:val="16"/>
@@ -15092,7 +15169,6 @@
     <w:basedOn w:val="Normal"/>
     <w:uiPriority w:val="99"/>
     <w:unhideWhenUsed/>
-    <w:rsid w:val="00AA1D8D"/>
     <w:pPr>
       <w:ind w:left="360" w:hanging="360"/>
       <w:contextualSpacing/>
@@ -15103,7 +15179,6 @@
     <w:basedOn w:val="Normal"/>
     <w:uiPriority w:val="99"/>
     <w:unhideWhenUsed/>
-    <w:rsid w:val="00326F90"/>
     <w:pPr>
       <w:ind w:left="720" w:hanging="360"/>
       <w:contextualSpacing/>
@@ -15114,7 +15189,6 @@
     <w:basedOn w:val="Normal"/>
     <w:uiPriority w:val="99"/>
     <w:unhideWhenUsed/>
-    <w:rsid w:val="00326F90"/>
     <w:pPr>
       <w:ind w:left="1080" w:hanging="360"/>
       <w:contextualSpacing/>
@@ -15125,7 +15199,6 @@
     <w:basedOn w:val="Normal"/>
     <w:uiPriority w:val="99"/>
     <w:unhideWhenUsed/>
-    <w:rsid w:val="00326F90"/>
     <w:pPr>
       <w:numPr>
         <w:numId w:val="1"/>
@@ -15138,7 +15211,6 @@
     <w:basedOn w:val="Normal"/>
     <w:uiPriority w:val="99"/>
     <w:unhideWhenUsed/>
-    <w:rsid w:val="00326F90"/>
     <w:pPr>
       <w:numPr>
         <w:numId w:val="2"/>
@@ -15151,7 +15223,6 @@
     <w:basedOn w:val="Normal"/>
     <w:uiPriority w:val="99"/>
     <w:unhideWhenUsed/>
-    <w:rsid w:val="00326F90"/>
     <w:pPr>
       <w:numPr>
         <w:numId w:val="3"/>
@@ -15164,7 +15235,6 @@
     <w:basedOn w:val="Normal"/>
     <w:uiPriority w:val="99"/>
     <w:unhideWhenUsed/>
-    <w:rsid w:val="00326F90"/>
     <w:pPr>
       <w:numPr>
         <w:numId w:val="5"/>
@@ -15177,7 +15247,6 @@
     <w:basedOn w:val="Normal"/>
     <w:uiPriority w:val="99"/>
     <w:unhideWhenUsed/>
-    <w:rsid w:val="0029639D"/>
     <w:pPr>
       <w:numPr>
         <w:numId w:val="6"/>
@@ -15190,7 +15259,6 @@
     <w:basedOn w:val="Normal"/>
     <w:uiPriority w:val="99"/>
     <w:unhideWhenUsed/>
-    <w:rsid w:val="0029639D"/>
     <w:pPr>
       <w:numPr>
         <w:numId w:val="7"/>
@@ -15203,7 +15271,6 @@
     <w:basedOn w:val="Normal"/>
     <w:uiPriority w:val="99"/>
     <w:unhideWhenUsed/>
-    <w:rsid w:val="0029639D"/>
     <w:pPr>
       <w:spacing w:after="120"/>
       <w:ind w:left="360"/>
@@ -15215,7 +15282,6 @@
     <w:basedOn w:val="Normal"/>
     <w:uiPriority w:val="99"/>
     <w:unhideWhenUsed/>
-    <w:rsid w:val="0029639D"/>
     <w:pPr>
       <w:spacing w:after="120"/>
       <w:ind w:left="720"/>
@@ -15227,7 +15293,6 @@
     <w:basedOn w:val="Normal"/>
     <w:uiPriority w:val="99"/>
     <w:unhideWhenUsed/>
-    <w:rsid w:val="0029639D"/>
     <w:pPr>
       <w:spacing w:after="120"/>
       <w:ind w:left="1080"/>
@@ -15239,7 +15304,6 @@
     <w:link w:val="MacroTextChar"/>
     <w:uiPriority w:val="99"/>
     <w:unhideWhenUsed/>
-    <w:rsid w:val="0029639D"/>
     <w:pPr>
       <w:tabs>
         <w:tab w:val="left" w:pos="576"/>
@@ -15262,7 +15326,6 @@
     <w:basedOn w:val="DefaultParagraphFont"/>
     <w:link w:val="MacroText"/>
     <w:uiPriority w:val="99"/>
-    <w:rsid w:val="0029639D"/>
     <w:rPr>
       <w:rFonts w:ascii="Courier" w:hAnsi="Courier"/>
       <w:sz w:val="20"/>
@@ -15276,7 +15339,6 @@
     <w:link w:val="QuoteChar"/>
     <w:uiPriority w:val="29"/>
     <w:qFormat/>
-    <w:rsid w:val="00FC693F"/>
     <w:rPr>
       <w:i/>
       <w:iCs/>
@@ -15288,7 +15350,6 @@
     <w:basedOn w:val="DefaultParagraphFont"/>
     <w:link w:val="Quote"/>
     <w:uiPriority w:val="29"/>
-    <w:rsid w:val="00FC693F"/>
     <w:rPr>
       <w:i/>
       <w:iCs/>
@@ -15301,7 +15362,6 @@
     <w:link w:val="Heading4"/>
     <w:uiPriority w:val="9"/>
     <w:semiHidden/>
-    <w:rsid w:val="00FC693F"/>
     <w:rPr>
       <w:rFonts w:asciiTheme="majorHAnsi" w:eastAsiaTheme="majorEastAsia" w:hAnsiTheme="majorHAnsi" w:cstheme="majorBidi"/>
       <w:b/>
@@ -15317,7 +15377,6 @@
     <w:link w:val="Heading5"/>
     <w:uiPriority w:val="9"/>
     <w:semiHidden/>
-    <w:rsid w:val="00FC693F"/>
     <w:rPr>
       <w:rFonts w:asciiTheme="majorHAnsi" w:eastAsiaTheme="majorEastAsia" w:hAnsiTheme="majorHAnsi" w:cstheme="majorBidi"/>
       <w:color w:val="243F60" w:themeColor="accent1" w:themeShade="7F"/>
@@ -15329,7 +15388,6 @@
     <w:link w:val="Heading6"/>
     <w:uiPriority w:val="9"/>
     <w:semiHidden/>
-    <w:rsid w:val="00FC693F"/>
     <w:rPr>
       <w:rFonts w:asciiTheme="majorHAnsi" w:eastAsiaTheme="majorEastAsia" w:hAnsiTheme="majorHAnsi" w:cstheme="majorBidi"/>
       <w:i/>
@@ -15343,7 +15401,6 @@
     <w:link w:val="Heading7"/>
     <w:uiPriority w:val="9"/>
     <w:semiHidden/>
-    <w:rsid w:val="00FC693F"/>
     <w:rPr>
       <w:rFonts w:asciiTheme="majorHAnsi" w:eastAsiaTheme="majorEastAsia" w:hAnsiTheme="majorHAnsi" w:cstheme="majorBidi"/>
       <w:i/>
@@ -15357,7 +15414,6 @@
     <w:link w:val="Heading8"/>
     <w:uiPriority w:val="9"/>
     <w:semiHidden/>
-    <w:rsid w:val="00FC693F"/>
     <w:rPr>
       <w:rFonts w:asciiTheme="majorHAnsi" w:eastAsiaTheme="majorEastAsia" w:hAnsiTheme="majorHAnsi" w:cstheme="majorBidi"/>
       <w:color w:val="4F81BD" w:themeColor="accent1"/>
@@ -15371,7 +15427,6 @@
     <w:link w:val="Heading9"/>
     <w:uiPriority w:val="9"/>
     <w:semiHidden/>
-    <w:rsid w:val="00FC693F"/>
     <w:rPr>
       <w:rFonts w:asciiTheme="majorHAnsi" w:eastAsiaTheme="majorEastAsia" w:hAnsiTheme="majorHAnsi" w:cstheme="majorBidi"/>
       <w:i/>
@@ -15389,7 +15444,6 @@
     <w:semiHidden/>
     <w:unhideWhenUsed/>
     <w:qFormat/>
-    <w:rsid w:val="00FC693F"/>
     <w:pPr>
       <w:spacing w:line="240" w:lineRule="auto"/>
     </w:pPr>
@@ -15406,7 +15460,6 @@
     <w:basedOn w:val="DefaultParagraphFont"/>
     <w:uiPriority w:val="22"/>
     <w:qFormat/>
-    <w:rsid w:val="00FC693F"/>
     <w:rPr>
       <w:b/>
       <w:bCs/>
@@ -15417,7 +15470,6 @@
     <w:basedOn w:val="DefaultParagraphFont"/>
     <w:uiPriority w:val="20"/>
     <w:qFormat/>
-    <w:rsid w:val="00FC693F"/>
     <w:rPr>
       <w:i/>
       <w:iCs/>
@@ -15430,7 +15482,6 @@
     <w:link w:val="IntenseQuoteChar"/>
     <w:uiPriority w:val="30"/>
     <w:qFormat/>
-    <w:rsid w:val="00FC693F"/>
     <w:pPr>
       <w:pBdr>
         <w:bottom w:val="single" w:sz="4" w:space="4" w:color="4F81BD" w:themeColor="accent1"/>
@@ -15451,7 +15502,6 @@
     <w:basedOn w:val="DefaultParagraphFont"/>
     <w:link w:val="IntenseQuote"/>
     <w:uiPriority w:val="30"/>
-    <w:rsid w:val="00FC693F"/>
     <w:rPr>
       <w:b/>
       <w:bCs/>
@@ -15465,7 +15515,6 @@
     <w:basedOn w:val="DefaultParagraphFont"/>
     <w:uiPriority w:val="19"/>
     <w:qFormat/>
-    <w:rsid w:val="00FC693F"/>
     <w:rPr>
       <w:i/>
       <w:iCs/>
@@ -15477,7 +15526,6 @@
     <w:basedOn w:val="DefaultParagraphFont"/>
     <w:uiPriority w:val="21"/>
     <w:qFormat/>
-    <w:rsid w:val="00FC693F"/>
     <w:rPr>
       <w:b/>
       <w:bCs/>
@@ -15491,7 +15539,6 @@
     <w:basedOn w:val="DefaultParagraphFont"/>
     <w:uiPriority w:val="31"/>
     <w:qFormat/>
-    <w:rsid w:val="00FC693F"/>
     <w:rPr>
       <w:smallCaps/>
       <w:color w:val="C0504D" w:themeColor="accent2"/>
@@ -15503,7 +15550,6 @@
     <w:basedOn w:val="DefaultParagraphFont"/>
     <w:uiPriority w:val="32"/>
     <w:qFormat/>
-    <w:rsid w:val="00FC693F"/>
     <w:rPr>
       <w:b/>
       <w:bCs/>
@@ -15518,7 +15564,6 @@
     <w:basedOn w:val="DefaultParagraphFont"/>
     <w:uiPriority w:val="33"/>
     <w:qFormat/>
-    <w:rsid w:val="00FC693F"/>
     <w:rPr>
       <w:b/>
       <w:bCs/>
@@ -15534,7 +15579,6 @@
     <w:semiHidden/>
     <w:unhideWhenUsed/>
     <w:qFormat/>
-    <w:rsid w:val="00FC693F"/>
     <w:pPr>
       <w:outlineLvl w:val="9"/>
     </w:pPr>
@@ -15543,7 +15587,6 @@
     <w:name w:val="Table Grid"/>
     <w:basedOn w:val="TableNormal"/>
     <w:uiPriority w:val="59"/>
-    <w:rsid w:val="00FC693F"/>
     <w:pPr>
       <w:spacing w:after="0" w:line="240" w:lineRule="auto"/>
     </w:pPr>
@@ -15569,7 +15612,6 @@
     <w:name w:val="Light Shading"/>
     <w:basedOn w:val="TableNormal"/>
     <w:uiPriority w:val="60"/>
-    <w:rsid w:val="00FC693F"/>
     <w:pPr>
       <w:spacing w:after="0" w:line="240" w:lineRule="auto"/>
     </w:pPr>
@@ -15672,7 +15714,6 @@
     <w:name w:val="Light Shading Accent 1"/>
     <w:basedOn w:val="TableNormal"/>
     <w:uiPriority w:val="60"/>
-    <w:rsid w:val="00FC693F"/>
     <w:pPr>
       <w:spacing w:after="0" w:line="240" w:lineRule="auto"/>
     </w:pPr>
@@ -15775,7 +15816,6 @@
     <w:name w:val="Light Shading Accent 2"/>
     <w:basedOn w:val="TableNormal"/>
     <w:uiPriority w:val="60"/>
-    <w:rsid w:val="00FC693F"/>
     <w:pPr>
       <w:spacing w:after="0" w:line="240" w:lineRule="auto"/>
     </w:pPr>
@@ -15878,7 +15918,6 @@
     <w:name w:val="Light Shading Accent 3"/>
     <w:basedOn w:val="TableNormal"/>
     <w:uiPriority w:val="60"/>
-    <w:rsid w:val="00FC693F"/>
     <w:pPr>
       <w:spacing w:after="0" w:line="240" w:lineRule="auto"/>
     </w:pPr>
@@ -15981,7 +16020,6 @@
     <w:name w:val="Light Shading Accent 4"/>
     <w:basedOn w:val="TableNormal"/>
     <w:uiPriority w:val="60"/>
-    <w:rsid w:val="00FC693F"/>
     <w:pPr>
       <w:spacing w:after="0" w:line="240" w:lineRule="auto"/>
     </w:pPr>
@@ -16084,7 +16122,6 @@
     <w:name w:val="Light Shading Accent 5"/>
     <w:basedOn w:val="TableNormal"/>
     <w:uiPriority w:val="60"/>
-    <w:rsid w:val="00FC693F"/>
     <w:pPr>
       <w:spacing w:after="0" w:line="240" w:lineRule="auto"/>
     </w:pPr>
@@ -16187,7 +16224,6 @@
     <w:name w:val="Light Shading Accent 6"/>
     <w:basedOn w:val="TableNormal"/>
     <w:uiPriority w:val="60"/>
-    <w:rsid w:val="00FC693F"/>
     <w:pPr>
       <w:spacing w:after="0" w:line="240" w:lineRule="auto"/>
     </w:pPr>
@@ -16290,7 +16326,6 @@
     <w:name w:val="Light List"/>
     <w:basedOn w:val="TableNormal"/>
     <w:uiPriority w:val="61"/>
-    <w:rsid w:val="00FC693F"/>
     <w:pPr>
       <w:spacing w:after="0" w:line="240" w:lineRule="auto"/>
     </w:pPr>
@@ -16382,7 +16417,6 @@
     <w:name w:val="Light List Accent 1"/>
     <w:basedOn w:val="TableNormal"/>
     <w:uiPriority w:val="61"/>
-    <w:rsid w:val="00FC693F"/>
     <w:pPr>
       <w:spacing w:after="0" w:line="240" w:lineRule="auto"/>
     </w:pPr>
@@ -16474,7 +16508,6 @@
     <w:name w:val="Light List Accent 2"/>
     <w:basedOn w:val="TableNormal"/>
     <w:uiPriority w:val="61"/>
-    <w:rsid w:val="00CB0664"/>
     <w:pPr>
       <w:spacing w:after="0" w:line="240" w:lineRule="auto"/>
     </w:pPr>
@@ -16566,7 +16599,6 @@
     <w:name w:val="Light List Accent 3"/>
     <w:basedOn w:val="TableNormal"/>
     <w:uiPriority w:val="61"/>
-    <w:rsid w:val="00CB0664"/>
     <w:pPr>
       <w:spacing w:after="0" w:line="240" w:lineRule="auto"/>
     </w:pPr>
@@ -16658,7 +16690,6 @@
     <w:name w:val="Light List Accent 4"/>
     <w:basedOn w:val="TableNormal"/>
     <w:uiPriority w:val="61"/>
-    <w:rsid w:val="00CB0664"/>
     <w:pPr>
       <w:spacing w:after="0" w:line="240" w:lineRule="auto"/>
     </w:pPr>
@@ -16750,7 +16781,6 @@
     <w:name w:val="Light List Accent 5"/>
     <w:basedOn w:val="TableNormal"/>
     <w:uiPriority w:val="61"/>
-    <w:rsid w:val="00CB0664"/>
     <w:pPr>
       <w:spacing w:after="0" w:line="240" w:lineRule="auto"/>
     </w:pPr>
@@ -16842,7 +16872,6 @@
     <w:name w:val="Light List Accent 6"/>
     <w:basedOn w:val="TableNormal"/>
     <w:uiPriority w:val="61"/>
-    <w:rsid w:val="00CB0664"/>
     <w:pPr>
       <w:spacing w:after="0" w:line="240" w:lineRule="auto"/>
     </w:pPr>
@@ -16934,7 +16963,6 @@
     <w:name w:val="Light Grid"/>
     <w:basedOn w:val="TableNormal"/>
     <w:uiPriority w:val="62"/>
-    <w:rsid w:val="00CB0664"/>
     <w:pPr>
       <w:spacing w:after="0" w:line="240" w:lineRule="auto"/>
     </w:pPr>
@@ -17064,7 +17092,6 @@
     <w:name w:val="Light Grid Accent 1"/>
     <w:basedOn w:val="TableNormal"/>
     <w:uiPriority w:val="62"/>
-    <w:rsid w:val="00CB0664"/>
     <w:pPr>
       <w:spacing w:after="0" w:line="240" w:lineRule="auto"/>
     </w:pPr>
@@ -17194,7 +17221,6 @@
     <w:name w:val="Light Grid Accent 2"/>
     <w:basedOn w:val="TableNormal"/>
     <w:uiPriority w:val="62"/>
-    <w:rsid w:val="00CB0664"/>
     <w:pPr>
       <w:spacing w:after="0" w:line="240" w:lineRule="auto"/>
     </w:pPr>
@@ -17324,7 +17350,6 @@
     <w:name w:val="Light Grid Accent 3"/>
     <w:basedOn w:val="TableNormal"/>
     <w:uiPriority w:val="62"/>
-    <w:rsid w:val="00CB0664"/>
     <w:pPr>
       <w:spacing w:after="0" w:line="240" w:lineRule="auto"/>
     </w:pPr>
@@ -17454,7 +17479,6 @@
     <w:name w:val="Light Grid Accent 4"/>
     <w:basedOn w:val="TableNormal"/>
     <w:uiPriority w:val="62"/>
-    <w:rsid w:val="00CB0664"/>
     <w:pPr>
       <w:spacing w:after="0" w:line="240" w:lineRule="auto"/>
     </w:pPr>
@@ -17584,7 +17608,6 @@
     <w:name w:val="Light Grid Accent 5"/>
     <w:basedOn w:val="TableNormal"/>
     <w:uiPriority w:val="62"/>
-    <w:rsid w:val="00CB0664"/>
     <w:pPr>
       <w:spacing w:after="0" w:line="240" w:lineRule="auto"/>
     </w:pPr>
@@ -17714,7 +17737,6 @@
     <w:name w:val="Light Grid Accent 6"/>
     <w:basedOn w:val="TableNormal"/>
     <w:uiPriority w:val="62"/>
-    <w:rsid w:val="00CB0664"/>
     <w:pPr>
       <w:spacing w:after="0" w:line="240" w:lineRule="auto"/>
     </w:pPr>
@@ -17844,7 +17866,6 @@
     <w:name w:val="Medium Shading 1"/>
     <w:basedOn w:val="TableNormal"/>
     <w:uiPriority w:val="63"/>
-    <w:rsid w:val="00CB0664"/>
     <w:pPr>
       <w:spacing w:after="0" w:line="240" w:lineRule="auto"/>
     </w:pPr>
@@ -17950,7 +17971,6 @@
     <w:name w:val="Medium Shading 1 Accent 1"/>
     <w:basedOn w:val="TableNormal"/>
     <w:uiPriority w:val="63"/>
-    <w:rsid w:val="00CB0664"/>
     <w:pPr>
       <w:spacing w:after="0" w:line="240" w:lineRule="auto"/>
     </w:pPr>
@@ -18056,7 +18076,6 @@
     <w:name w:val="Medium Shading 1 Accent 2"/>
     <w:basedOn w:val="TableNormal"/>
     <w:uiPriority w:val="63"/>
-    <w:rsid w:val="00CB0664"/>
     <w:pPr>
       <w:spacing w:after="0" w:line="240" w:lineRule="auto"/>
     </w:pPr>
@@ -18162,7 +18181,6 @@
     <w:name w:val="Medium Shading 1 Accent 3"/>
     <w:basedOn w:val="TableNormal"/>
     <w:uiPriority w:val="63"/>
-    <w:rsid w:val="00CB0664"/>
     <w:pPr>
       <w:spacing w:after="0" w:line="240" w:lineRule="auto"/>
     </w:pPr>
@@ -18268,7 +18286,6 @@
     <w:name w:val="Medium Shading 1 Accent 4"/>
     <w:basedOn w:val="TableNormal"/>
     <w:uiPriority w:val="63"/>
-    <w:rsid w:val="00CB0664"/>
     <w:pPr>
       <w:spacing w:after="0" w:line="240" w:lineRule="auto"/>
     </w:pPr>
@@ -18374,7 +18391,6 @@
     <w:name w:val="Medium Shading 1 Accent 5"/>
     <w:basedOn w:val="TableNormal"/>
     <w:uiPriority w:val="63"/>
-    <w:rsid w:val="00CB0664"/>
     <w:pPr>
       <w:spacing w:after="0" w:line="240" w:lineRule="auto"/>
     </w:pPr>
@@ -18480,7 +18496,6 @@
     <w:name w:val="Medium Shading 1 Accent 6"/>
     <w:basedOn w:val="TableNormal"/>
     <w:uiPriority w:val="63"/>
-    <w:rsid w:val="00CB0664"/>
     <w:pPr>
       <w:spacing w:after="0" w:line="240" w:lineRule="auto"/>
     </w:pPr>
@@ -18586,7 +18601,6 @@
     <w:name w:val="Medium Shading 2"/>
     <w:basedOn w:val="TableNormal"/>
     <w:uiPriority w:val="64"/>
-    <w:rsid w:val="00CB0664"/>
     <w:pPr>
       <w:spacing w:after="0" w:line="240" w:lineRule="auto"/>
     </w:pPr>
@@ -18735,7 +18749,6 @@
     <w:name w:val="Medium Shading 2 Accent 1"/>
     <w:basedOn w:val="TableNormal"/>
     <w:uiPriority w:val="64"/>
-    <w:rsid w:val="00CB0664"/>
     <w:pPr>
       <w:spacing w:after="0" w:line="240" w:lineRule="auto"/>
     </w:pPr>
@@ -18884,7 +18897,6 @@
     <w:name w:val="Medium Shading 2 Accent 2"/>
     <w:basedOn w:val="TableNormal"/>
     <w:uiPriority w:val="64"/>
-    <w:rsid w:val="00CB0664"/>
     <w:pPr>
       <w:spacing w:after="0" w:line="240" w:lineRule="auto"/>
     </w:pPr>
@@ -19033,7 +19045,6 @@
     <w:name w:val="Medium Shading 2 Accent 3"/>
     <w:basedOn w:val="TableNormal"/>
     <w:uiPriority w:val="64"/>
-    <w:rsid w:val="00CB0664"/>
     <w:pPr>
       <w:spacing w:after="0" w:line="240" w:lineRule="auto"/>
     </w:pPr>
@@ -19182,7 +19193,6 @@
     <w:name w:val="Medium Shading 2 Accent 4"/>
     <w:basedOn w:val="TableNormal"/>
     <w:uiPriority w:val="64"/>
-    <w:rsid w:val="00CB0664"/>
     <w:pPr>
       <w:spacing w:after="0" w:line="240" w:lineRule="auto"/>
     </w:pPr>
@@ -19331,7 +19341,6 @@
     <w:name w:val="Medium Shading 2 Accent 5"/>
     <w:basedOn w:val="TableNormal"/>
     <w:uiPriority w:val="64"/>
-    <w:rsid w:val="00CB0664"/>
     <w:pPr>
       <w:spacing w:after="0" w:line="240" w:lineRule="auto"/>
     </w:pPr>
@@ -19480,7 +19489,6 @@
     <w:name w:val="Medium Shading 2 Accent 6"/>
     <w:basedOn w:val="TableNormal"/>
     <w:uiPriority w:val="64"/>
-    <w:rsid w:val="00CB0664"/>
     <w:pPr>
       <w:spacing w:after="0" w:line="240" w:lineRule="auto"/>
     </w:pPr>
@@ -19629,7 +19637,6 @@
     <w:name w:val="Medium List 1"/>
     <w:basedOn w:val="TableNormal"/>
     <w:uiPriority w:val="65"/>
-    <w:rsid w:val="00CB0664"/>
     <w:pPr>
       <w:spacing w:after="0" w:line="240" w:lineRule="auto"/>
     </w:pPr>
@@ -19713,7 +19720,6 @@
     <w:name w:val="Medium List 1 Accent 1"/>
     <w:basedOn w:val="TableNormal"/>
     <w:uiPriority w:val="65"/>
-    <w:rsid w:val="00CB0664"/>
     <w:pPr>
       <w:spacing w:after="0" w:line="240" w:lineRule="auto"/>
     </w:pPr>
@@ -19797,7 +19803,6 @@
     <w:name w:val="Medium List 1 Accent 2"/>
     <w:basedOn w:val="TableNormal"/>
     <w:uiPriority w:val="65"/>
-    <w:rsid w:val="00CB0664"/>
     <w:pPr>
       <w:spacing w:after="0" w:line="240" w:lineRule="auto"/>
     </w:pPr>
@@ -19881,7 +19886,6 @@
     <w:name w:val="Medium List 1 Accent 3"/>
     <w:basedOn w:val="TableNormal"/>
     <w:uiPriority w:val="65"/>
-    <w:rsid w:val="00CB0664"/>
     <w:pPr>
       <w:spacing w:after="0" w:line="240" w:lineRule="auto"/>
     </w:pPr>
@@ -19965,7 +19969,6 @@
     <w:name w:val="Medium List 1 Accent 4"/>
     <w:basedOn w:val="TableNormal"/>
     <w:uiPriority w:val="65"/>
-    <w:rsid w:val="00CB0664"/>
     <w:pPr>
       <w:spacing w:after="0" w:line="240" w:lineRule="auto"/>
     </w:pPr>
@@ -20049,7 +20052,6 @@
     <w:name w:val="Medium List 1 Accent 5"/>
     <w:basedOn w:val="TableNormal"/>
     <w:uiPriority w:val="65"/>
-    <w:rsid w:val="00CB0664"/>
     <w:pPr>
       <w:spacing w:after="0" w:line="240" w:lineRule="auto"/>
     </w:pPr>
@@ -20133,7 +20135,6 @@
     <w:name w:val="Medium List 1 Accent 6"/>
     <w:basedOn w:val="TableNormal"/>
     <w:uiPriority w:val="65"/>
-    <w:rsid w:val="00CB0664"/>
     <w:pPr>
       <w:spacing w:after="0" w:line="240" w:lineRule="auto"/>
     </w:pPr>
@@ -20217,7 +20218,6 @@
     <w:name w:val="Medium List 2"/>
     <w:basedOn w:val="TableNormal"/>
     <w:uiPriority w:val="66"/>
-    <w:rsid w:val="00CB0664"/>
     <w:pPr>
       <w:spacing w:after="0" w:line="240" w:lineRule="auto"/>
     </w:pPr>
@@ -20345,7 +20345,6 @@
     <w:name w:val="Medium List 2 Accent 1"/>
     <w:basedOn w:val="TableNormal"/>
     <w:uiPriority w:val="66"/>
-    <w:rsid w:val="00CB0664"/>
     <w:pPr>
       <w:spacing w:after="0" w:line="240" w:lineRule="auto"/>
     </w:pPr>
@@ -20473,7 +20472,6 @@
     <w:name w:val="Medium List 2 Accent 2"/>
     <w:basedOn w:val="TableNormal"/>
     <w:uiPriority w:val="66"/>
-    <w:rsid w:val="00CB0664"/>
     <w:pPr>
       <w:spacing w:after="0" w:line="240" w:lineRule="auto"/>
     </w:pPr>
@@ -20601,7 +20599,6 @@
     <w:name w:val="Medium List 2 Accent 3"/>
     <w:basedOn w:val="TableNormal"/>
     <w:uiPriority w:val="66"/>
-    <w:rsid w:val="00CB0664"/>
     <w:pPr>
       <w:spacing w:after="0" w:line="240" w:lineRule="auto"/>
     </w:pPr>
@@ -20729,7 +20726,6 @@
     <w:name w:val="Medium List 2 Accent 4"/>
     <w:basedOn w:val="TableNormal"/>
     <w:uiPriority w:val="66"/>
-    <w:rsid w:val="00CB0664"/>
     <w:pPr>
       <w:spacing w:after="0" w:line="240" w:lineRule="auto"/>
     </w:pPr>
@@ -20857,7 +20853,6 @@
     <w:name w:val="Medium List 2 Accent 5"/>
     <w:basedOn w:val="TableNormal"/>
     <w:uiPriority w:val="66"/>
-    <w:rsid w:val="00CB0664"/>
     <w:pPr>
       <w:spacing w:after="0" w:line="240" w:lineRule="auto"/>
     </w:pPr>
@@ -20985,7 +20980,6 @@
     <w:name w:val="Medium List 2 Accent 6"/>
     <w:basedOn w:val="TableNormal"/>
     <w:uiPriority w:val="66"/>
-    <w:rsid w:val="00CB0664"/>
     <w:pPr>
       <w:spacing w:after="0" w:line="240" w:lineRule="auto"/>
     </w:pPr>
@@ -21113,7 +21107,6 @@
     <w:name w:val="Medium Grid 1"/>
     <w:basedOn w:val="TableNormal"/>
     <w:uiPriority w:val="67"/>
-    <w:rsid w:val="00CB0664"/>
     <w:pPr>
       <w:spacing w:after="0" w:line="240" w:lineRule="auto"/>
     </w:pPr>
@@ -21186,7 +21179,6 @@
     <w:name w:val="Medium Grid 1 Accent 1"/>
     <w:basedOn w:val="TableNormal"/>
     <w:uiPriority w:val="67"/>
-    <w:rsid w:val="00CB0664"/>
     <w:pPr>
       <w:spacing w:after="0" w:line="240" w:lineRule="auto"/>
     </w:pPr>
@@ -21259,7 +21251,6 @@
     <w:name w:val="Medium Grid 1 Accent 2"/>
     <w:basedOn w:val="TableNormal"/>
     <w:uiPriority w:val="67"/>
-    <w:rsid w:val="00CB0664"/>
     <w:pPr>
       <w:spacing w:after="0" w:line="240" w:lineRule="auto"/>
     </w:pPr>
@@ -21332,7 +21323,6 @@
     <w:name w:val="Medium Grid 1 Accent 3"/>
     <w:basedOn w:val="TableNormal"/>
     <w:uiPriority w:val="67"/>
-    <w:rsid w:val="00CB0664"/>
     <w:pPr>
       <w:spacing w:after="0" w:line="240" w:lineRule="auto"/>
     </w:pPr>
@@ -21405,7 +21395,6 @@
     <w:name w:val="Medium Grid 1 Accent 4"/>
     <w:basedOn w:val="TableNormal"/>
     <w:uiPriority w:val="67"/>
-    <w:rsid w:val="00CB0664"/>
     <w:pPr>
       <w:spacing w:after="0" w:line="240" w:lineRule="auto"/>
     </w:pPr>
@@ -21478,7 +21467,6 @@
     <w:name w:val="Medium Grid 1 Accent 5"/>
     <w:basedOn w:val="TableNormal"/>
     <w:uiPriority w:val="67"/>
-    <w:rsid w:val="00CB0664"/>
     <w:pPr>
       <w:spacing w:after="0" w:line="240" w:lineRule="auto"/>
     </w:pPr>
@@ -21551,7 +21539,6 @@
     <w:name w:val="Medium Grid 1 Accent 6"/>
     <w:basedOn w:val="TableNormal"/>
     <w:uiPriority w:val="67"/>
-    <w:rsid w:val="00CB0664"/>
     <w:pPr>
       <w:spacing w:after="0" w:line="240" w:lineRule="auto"/>
     </w:pPr>
@@ -21624,7 +21611,6 @@
     <w:name w:val="Medium Grid 2"/>
     <w:basedOn w:val="TableNormal"/>
     <w:uiPriority w:val="68"/>
-    <w:rsid w:val="00CB0664"/>
     <w:pPr>
       <w:spacing w:after="0" w:line="240" w:lineRule="auto"/>
     </w:pPr>
@@ -21749,7 +21735,6 @@
     <w:name w:val="Medium Grid 2 Accent 1"/>
     <w:basedOn w:val="TableNormal"/>
     <w:uiPriority w:val="68"/>
-    <w:rsid w:val="00CB0664"/>
     <w:pPr>
       <w:spacing w:after="0" w:line="240" w:lineRule="auto"/>
     </w:pPr>
@@ -21874,7 +21859,6 @@
     <w:name w:val="Medium Grid 2 Accent 2"/>
     <w:basedOn w:val="TableNormal"/>
     <w:uiPriority w:val="68"/>
-    <w:rsid w:val="00CB0664"/>
     <w:pPr>
       <w:spacing w:after="0" w:line="240" w:lineRule="auto"/>
     </w:pPr>
@@ -21999,7 +21983,6 @@
     <w:name w:val="Medium Grid 2 Accent 3"/>
     <w:basedOn w:val="TableNormal"/>
     <w:uiPriority w:val="68"/>
-    <w:rsid w:val="00CB0664"/>
     <w:pPr>
       <w:spacing w:after="0" w:line="240" w:lineRule="auto"/>
     </w:pPr>
@@ -22124,7 +22107,6 @@
     <w:name w:val="Medium Grid 2 Accent 4"/>
     <w:basedOn w:val="TableNormal"/>
     <w:uiPriority w:val="68"/>
-    <w:rsid w:val="00CB0664"/>
     <w:pPr>
       <w:spacing w:after="0" w:line="240" w:lineRule="auto"/>
     </w:pPr>
@@ -22249,7 +22231,6 @@
     <w:name w:val="Medium Grid 2 Accent 5"/>
     <w:basedOn w:val="TableNormal"/>
     <w:uiPriority w:val="68"/>
-    <w:rsid w:val="00CB0664"/>
     <w:pPr>
       <w:spacing w:after="0" w:line="240" w:lineRule="auto"/>
     </w:pPr>
@@ -22374,7 +22355,6 @@
     <w:name w:val="Medium Grid 2 Accent 6"/>
     <w:basedOn w:val="TableNormal"/>
     <w:uiPriority w:val="68"/>
-    <w:rsid w:val="00CB0664"/>
     <w:pPr>
       <w:spacing w:after="0" w:line="240" w:lineRule="auto"/>
     </w:pPr>
@@ -22499,7 +22479,6 @@
     <w:name w:val="Medium Grid 3"/>
     <w:basedOn w:val="TableNormal"/>
     <w:uiPriority w:val="69"/>
-    <w:rsid w:val="00CB0664"/>
     <w:pPr>
       <w:spacing w:after="0" w:line="240" w:lineRule="auto"/>
     </w:pPr>
@@ -22640,7 +22619,6 @@
     <w:name w:val="Medium Grid 3 Accent 1"/>
     <w:basedOn w:val="TableNormal"/>
     <w:uiPriority w:val="69"/>
-    <w:rsid w:val="00CB0664"/>
     <w:pPr>
       <w:spacing w:after="0" w:line="240" w:lineRule="auto"/>
     </w:pPr>
@@ -22781,7 +22759,6 @@
     <w:name w:val="Medium Grid 3 Accent 2"/>
     <w:basedOn w:val="TableNormal"/>
     <w:uiPriority w:val="69"/>
-    <w:rsid w:val="00CB0664"/>
     <w:pPr>
       <w:spacing w:after="0" w:line="240" w:lineRule="auto"/>
     </w:pPr>
@@ -22922,7 +22899,6 @@
     <w:name w:val="Medium Grid 3 Accent 3"/>
     <w:basedOn w:val="TableNormal"/>
     <w:uiPriority w:val="69"/>
-    <w:rsid w:val="00CB0664"/>
     <w:pPr>
       <w:spacing w:after="0" w:line="240" w:lineRule="auto"/>
     </w:pPr>
@@ -23063,7 +23039,6 @@
     <w:name w:val="Medium Grid 3 Accent 4"/>
     <w:basedOn w:val="TableNormal"/>
     <w:uiPriority w:val="69"/>
-    <w:rsid w:val="00CB0664"/>
     <w:pPr>
       <w:spacing w:after="0" w:line="240" w:lineRule="auto"/>
     </w:pPr>
@@ -23204,7 +23179,6 @@
     <w:name w:val="Medium Grid 3 Accent 5"/>
     <w:basedOn w:val="TableNormal"/>
     <w:uiPriority w:val="69"/>
-    <w:rsid w:val="00CB0664"/>
     <w:pPr>
       <w:spacing w:after="0" w:line="240" w:lineRule="auto"/>
     </w:pPr>
@@ -23345,7 +23319,6 @@
     <w:name w:val="Medium Grid 3 Accent 6"/>
     <w:basedOn w:val="TableNormal"/>
     <w:uiPriority w:val="69"/>
-    <w:rsid w:val="00CB0664"/>
     <w:pPr>
       <w:spacing w:after="0" w:line="240" w:lineRule="auto"/>
     </w:pPr>
@@ -23486,7 +23459,6 @@
     <w:name w:val="Dark List"/>
     <w:basedOn w:val="TableNormal"/>
     <w:uiPriority w:val="70"/>
-    <w:rsid w:val="00CB0664"/>
     <w:pPr>
       <w:spacing w:after="0" w:line="240" w:lineRule="auto"/>
     </w:pPr>
@@ -23600,7 +23572,6 @@
     <w:name w:val="Dark List Accent 1"/>
     <w:basedOn w:val="TableNormal"/>
     <w:uiPriority w:val="70"/>
-    <w:rsid w:val="00CB0664"/>
     <w:pPr>
       <w:spacing w:after="0" w:line="240" w:lineRule="auto"/>
     </w:pPr>
@@ -23714,7 +23685,6 @@
     <w:name w:val="Dark List Accent 2"/>
     <w:basedOn w:val="TableNormal"/>
     <w:uiPriority w:val="70"/>
-    <w:rsid w:val="00CB0664"/>
     <w:pPr>
       <w:spacing w:after="0" w:line="240" w:lineRule="auto"/>
     </w:pPr>
@@ -23828,7 +23798,6 @@
     <w:name w:val="Dark List Accent 3"/>
     <w:basedOn w:val="TableNormal"/>
     <w:uiPriority w:val="70"/>
-    <w:rsid w:val="00CB0664"/>
     <w:pPr>
       <w:spacing w:after="0" w:line="240" w:lineRule="auto"/>
     </w:pPr>
@@ -23942,7 +23911,6 @@
     <w:name w:val="Dark List Accent 4"/>
     <w:basedOn w:val="TableNormal"/>
     <w:uiPriority w:val="70"/>
-    <w:rsid w:val="00CB0664"/>
     <w:pPr>
       <w:spacing w:after="0" w:line="240" w:lineRule="auto"/>
     </w:pPr>
@@ -24056,7 +24024,6 @@
     <w:name w:val="Dark List Accent 5"/>
     <w:basedOn w:val="TableNormal"/>
     <w:uiPriority w:val="70"/>
-    <w:rsid w:val="00CB0664"/>
     <w:pPr>
       <w:spacing w:after="0" w:line="240" w:lineRule="auto"/>
     </w:pPr>
@@ -24170,7 +24137,6 @@
     <w:name w:val="Dark List Accent 6"/>
     <w:basedOn w:val="TableNormal"/>
     <w:uiPriority w:val="70"/>
-    <w:rsid w:val="00CB0664"/>
     <w:pPr>
       <w:spacing w:after="0" w:line="240" w:lineRule="auto"/>
     </w:pPr>
@@ -24284,7 +24250,6 @@
     <w:name w:val="Colorful Shading"/>
     <w:basedOn w:val="TableNormal"/>
     <w:uiPriority w:val="71"/>
-    <w:rsid w:val="00CB0664"/>
     <w:pPr>
       <w:spacing w:after="0" w:line="240" w:lineRule="auto"/>
     </w:pPr>
@@ -24406,7 +24371,6 @@
     <w:name w:val="Colorful Shading Accent 1"/>
     <w:basedOn w:val="TableNormal"/>
     <w:uiPriority w:val="71"/>
-    <w:rsid w:val="00CB0664"/>
     <w:pPr>
       <w:spacing w:after="0" w:line="240" w:lineRule="auto"/>
     </w:pPr>
@@ -24528,7 +24492,6 @@
     <w:name w:val="Colorful Shading Accent 2"/>
     <w:basedOn w:val="TableNormal"/>
     <w:uiPriority w:val="71"/>
-    <w:rsid w:val="00CB0664"/>
     <w:pPr>
       <w:spacing w:after="0" w:line="240" w:lineRule="auto"/>
     </w:pPr>
@@ -24650,7 +24613,6 @@
     <w:name w:val="Colorful Shading Accent 3"/>
     <w:basedOn w:val="TableNormal"/>
     <w:uiPriority w:val="71"/>
-    <w:rsid w:val="00CB0664"/>
     <w:pPr>
       <w:spacing w:after="0" w:line="240" w:lineRule="auto"/>
     </w:pPr>
@@ -24762,7 +24724,6 @@
     <w:name w:val="Colorful Shading Accent 4"/>
     <w:basedOn w:val="TableNormal"/>
     <w:uiPriority w:val="71"/>
-    <w:rsid w:val="00CB0664"/>
     <w:pPr>
       <w:spacing w:after="0" w:line="240" w:lineRule="auto"/>
     </w:pPr>
@@ -24884,7 +24845,6 @@
     <w:name w:val="Colorful Shading Accent 5"/>
     <w:basedOn w:val="TableNormal"/>
     <w:uiPriority w:val="71"/>
-    <w:rsid w:val="00CB0664"/>
     <w:pPr>
       <w:spacing w:after="0" w:line="240" w:lineRule="auto"/>
     </w:pPr>
@@ -25006,7 +24966,6 @@
     <w:name w:val="Colorful Shading Accent 6"/>
     <w:basedOn w:val="TableNormal"/>
     <w:uiPriority w:val="71"/>
-    <w:rsid w:val="00CB0664"/>
     <w:pPr>
       <w:spacing w:after="0" w:line="240" w:lineRule="auto"/>
     </w:pPr>
@@ -25128,7 +25087,6 @@
     <w:name w:val="Colorful List"/>
     <w:basedOn w:val="TableNormal"/>
     <w:uiPriority w:val="72"/>
-    <w:rsid w:val="00CB0664"/>
     <w:pPr>
       <w:spacing w:after="0" w:line="240" w:lineRule="auto"/>
     </w:pPr>
@@ -25214,7 +25172,6 @@
     <w:name w:val="Colorful List Accent 1"/>
     <w:basedOn w:val="TableNormal"/>
     <w:uiPriority w:val="72"/>
-    <w:rsid w:val="00CB0664"/>
     <w:pPr>
       <w:spacing w:after="0" w:line="240" w:lineRule="auto"/>
     </w:pPr>
@@ -25300,7 +25257,6 @@
     <w:name w:val="Colorful List Accent 2"/>
     <w:basedOn w:val="TableNormal"/>
     <w:uiPriority w:val="72"/>
-    <w:rsid w:val="00CB0664"/>
     <w:pPr>
       <w:spacing w:after="0" w:line="240" w:lineRule="auto"/>
     </w:pPr>
@@ -25386,7 +25342,6 @@
     <w:name w:val="Colorful List Accent 3"/>
     <w:basedOn w:val="TableNormal"/>
     <w:uiPriority w:val="72"/>
-    <w:rsid w:val="00CB0664"/>
     <w:pPr>
       <w:spacing w:after="0" w:line="240" w:lineRule="auto"/>
     </w:pPr>
@@ -25472,7 +25427,6 @@
     <w:name w:val="Colorful List Accent 4"/>
     <w:basedOn w:val="TableNormal"/>
     <w:uiPriority w:val="72"/>
-    <w:rsid w:val="00CB0664"/>
     <w:pPr>
       <w:spacing w:after="0" w:line="240" w:lineRule="auto"/>
     </w:pPr>
@@ -25558,7 +25512,6 @@
     <w:name w:val="Colorful List Accent 5"/>
     <w:basedOn w:val="TableNormal"/>
     <w:uiPriority w:val="72"/>
-    <w:rsid w:val="00CB0664"/>
     <w:pPr>
       <w:spacing w:after="0" w:line="240" w:lineRule="auto"/>
     </w:pPr>
@@ -25644,7 +25597,6 @@
     <w:name w:val="Colorful List Accent 6"/>
     <w:basedOn w:val="TableNormal"/>
     <w:uiPriority w:val="72"/>
-    <w:rsid w:val="00CB0664"/>
     <w:pPr>
       <w:spacing w:after="0" w:line="240" w:lineRule="auto"/>
     </w:pPr>
@@ -25730,7 +25682,6 @@
     <w:name w:val="Colorful Grid"/>
     <w:basedOn w:val="TableNormal"/>
     <w:uiPriority w:val="73"/>
-    <w:rsid w:val="00CB0664"/>
     <w:pPr>
       <w:spacing w:after="0" w:line="240" w:lineRule="auto"/>
     </w:pPr>
@@ -25810,7 +25761,6 @@
     <w:name w:val="Colorful Grid Accent 1"/>
     <w:basedOn w:val="TableNormal"/>
     <w:uiPriority w:val="73"/>
-    <w:rsid w:val="00CB0664"/>
     <w:pPr>
       <w:spacing w:after="0" w:line="240" w:lineRule="auto"/>
     </w:pPr>
@@ -25890,7 +25840,6 @@
     <w:name w:val="Colorful Grid Accent 2"/>
     <w:basedOn w:val="TableNormal"/>
     <w:uiPriority w:val="73"/>
-    <w:rsid w:val="00CB0664"/>
     <w:pPr>
       <w:spacing w:after="0" w:line="240" w:lineRule="auto"/>
     </w:pPr>
@@ -25970,7 +25919,6 @@
     <w:name w:val="Colorful Grid Accent 3"/>
     <w:basedOn w:val="TableNormal"/>
     <w:uiPriority w:val="73"/>
-    <w:rsid w:val="00CB0664"/>
     <w:pPr>
       <w:spacing w:after="0" w:line="240" w:lineRule="auto"/>
     </w:pPr>
@@ -26050,7 +25998,6 @@
     <w:name w:val="Colorful Grid Accent 4"/>
     <w:basedOn w:val="TableNormal"/>
     <w:uiPriority w:val="73"/>
-    <w:rsid w:val="00CB0664"/>
     <w:pPr>
       <w:spacing w:after="0" w:line="240" w:lineRule="auto"/>
     </w:pPr>
@@ -26130,7 +26077,6 @@
     <w:name w:val="Colorful Grid Accent 5"/>
     <w:basedOn w:val="TableNormal"/>
     <w:uiPriority w:val="73"/>
-    <w:rsid w:val="00CB0664"/>
     <w:pPr>
       <w:spacing w:after="0" w:line="240" w:lineRule="auto"/>
     </w:pPr>
@@ -26210,7 +26156,6 @@
     <w:name w:val="Colorful Grid Accent 6"/>
     <w:basedOn w:val="TableNormal"/>
     <w:uiPriority w:val="73"/>
-    <w:rsid w:val="00CB0664"/>
     <w:pPr>
       <w:spacing w:after="0" w:line="240" w:lineRule="auto"/>
     </w:pPr>
